--- a/aeirn/fiction/notes/arcs/part-iii_20250608-0448.docx
+++ b/aeirn/fiction/notes/arcs/part-iii_20250608-0448.docx
@@ -1,29 +1,29 @@
 
 <file path=word/document.xml><?xml version="1.0" encoding="utf-8"?>
-<w:document xmlns:ve="http://schemas.openxmlformats.org/markup-compatibility/2006" xmlns:o="urn:schemas-microsoft-com:office:office" xmlns:r="http://schemas.openxmlformats.org/officeDocument/2006/relationships" xmlns:m="http://schemas.openxmlformats.org/officeDocument/2006/math" xmlns:v="urn:schemas-microsoft-com:vml" xmlns:wp="http://schemas.openxmlformats.org/drawingml/2006/wordprocessingDrawing" xmlns:w10="urn:schemas-microsoft-com:office:word" xmlns:w="http://schemas.openxmlformats.org/wordprocessingml/2006/main" xmlns:wne="http://schemas.microsoft.com/office/word/2006/wordml">
+<w:document xmlns:wpc="http://schemas.microsoft.com/office/word/2010/wordprocessingCanvas" xmlns:cx="http://schemas.microsoft.com/office/drawing/2014/chartex" xmlns:cx1="http://schemas.microsoft.com/office/drawing/2015/9/8/chartex" xmlns:cx2="http://schemas.microsoft.com/office/drawing/2015/10/21/chartex" xmlns:cx3="http://schemas.microsoft.com/office/drawing/2016/5/9/chartex" xmlns:cx4="http://schemas.microsoft.com/office/drawing/2016/5/10/chartex" xmlns:cx5="http://schemas.microsoft.com/office/drawing/2016/5/11/chartex" xmlns:cx6="http://schemas.microsoft.com/office/drawing/2016/5/12/chartex" xmlns:cx7="http://schemas.microsoft.com/office/drawing/2016/5/13/chartex" xmlns:cx8="http://schemas.microsoft.com/office/drawing/2016/5/14/chartex" xmlns:mc="http://schemas.openxmlformats.org/markup-compatibility/2006" xmlns:aink="http://schemas.microsoft.com/office/drawing/2016/ink" xmlns:am3d="http://schemas.microsoft.com/office/drawing/2017/model3d" xmlns:o="urn:schemas-microsoft-com:office:office" xmlns:oel="http://schemas.microsoft.com/office/2019/extlst" xmlns:r="http://schemas.openxmlformats.org/officeDocument/2006/relationships" xmlns:m="http://schemas.openxmlformats.org/officeDocument/2006/math" xmlns:v="urn:schemas-microsoft-com:vml" xmlns:wp14="http://schemas.microsoft.com/office/word/2010/wordprocessingDrawing" xmlns:wp="http://schemas.openxmlformats.org/drawingml/2006/wordprocessingDrawing" xmlns:w10="urn:schemas-microsoft-com:office:word" xmlns:w="http://schemas.openxmlformats.org/wordprocessingml/2006/main" xmlns:w14="http://schemas.microsoft.com/office/word/2010/wordml" xmlns:w15="http://schemas.microsoft.com/office/word/2012/wordml" xmlns:w16cex="http://schemas.microsoft.com/office/word/2018/wordml/cex" xmlns:w16cid="http://schemas.microsoft.com/office/word/2016/wordml/cid" xmlns:w16="http://schemas.microsoft.com/office/word/2018/wordml" xmlns:w16du="http://schemas.microsoft.com/office/word/2023/wordml/word16du" xmlns:w16sdtdh="http://schemas.microsoft.com/office/word/2020/wordml/sdtdatahash" xmlns:w16sdtfl="http://schemas.microsoft.com/office/word/2024/wordml/sdtformatlock" xmlns:w16se="http://schemas.microsoft.com/office/word/2015/wordml/symex" xmlns:wpg="http://schemas.microsoft.com/office/word/2010/wordprocessingGroup" xmlns:wpi="http://schemas.microsoft.com/office/word/2010/wordprocessingInk" xmlns:wne="http://schemas.microsoft.com/office/word/2006/wordml" xmlns:wps="http://schemas.microsoft.com/office/word/2010/wordprocessingShape" mc:Ignorable="w14 w15 w16se w16cid w16 w16cex w16sdtdh w16sdtfl w16du wp14">
   <w:body>
     <w:p>
       <w:pPr>
         <w:spacing w:after="0"/>
         <w:jc w:val="both"/>
         <w:rPr>
-          <w:rFonts w:ascii="Candara" w:hAnsi="Candara"/>
-          <w:sz w:val="20"/>
+          <w:rFonts w:ascii="Montserrat" w:hAnsi="Montserrat"/>
+          <w:sz w:val="24"/>
           <w:szCs w:val="20"/>
         </w:rPr>
       </w:pPr>
       <w:r>
         <w:rPr>
-          <w:rFonts w:ascii="Candara" w:hAnsi="Candara"/>
-          <w:sz w:val="20"/>
+          <w:rFonts w:ascii="Montserrat" w:hAnsi="Montserrat"/>
+          <w:sz w:val="24"/>
           <w:szCs w:val="20"/>
         </w:rPr>
         <w:t xml:space="preserve">There are four parts to the greater story. </w:t>
       </w:r>
       <w:r>
         <w:rPr>
-          <w:rFonts w:ascii="Candara" w:hAnsi="Candara"/>
-          <w:sz w:val="20"/>
+          <w:rFonts w:ascii="Montserrat" w:hAnsi="Montserrat"/>
+          <w:sz w:val="24"/>
           <w:szCs w:val="20"/>
         </w:rPr>
         <w:t xml:space="preserve">The third part of the story begins seven years before end of the second, with her reincarnation as a girl. Her companion had argued that it would be easier and safer to conceive a male incarnation, but when she tried, she simply could not put her soul into it. Instead, she captured the soul of the demon’s focus. Before the massacre, the girl was betrothed to the reincarnation of her mother’s companion. Following the massacre, the girl was fostered by the boy’s mother, with the intent of making her his bride. In between, she had survived as a street orphan and fallen under the patronage of a vampire underlord who had his own plans for her future. He cultivated those plans through an agent of the underworld at the academy. At the academy, the girl and the boy became friends and rivals with the reincarnated companion. </w:t>
@@ -34,8 +34,8 @@
         <w:spacing w:after="0"/>
         <w:jc w:val="both"/>
         <w:rPr>
-          <w:rFonts w:ascii="Candara" w:hAnsi="Candara"/>
-          <w:sz w:val="20"/>
+          <w:rFonts w:ascii="Montserrat" w:hAnsi="Montserrat"/>
+          <w:sz w:val="24"/>
           <w:szCs w:val="20"/>
         </w:rPr>
       </w:pPr>
@@ -45,15 +45,15 @@
         <w:spacing w:after="0"/>
         <w:jc w:val="both"/>
         <w:rPr>
-          <w:rFonts w:ascii="Candara" w:hAnsi="Candara"/>
-          <w:sz w:val="20"/>
+          <w:rFonts w:ascii="Montserrat" w:hAnsi="Montserrat"/>
+          <w:sz w:val="24"/>
           <w:szCs w:val="20"/>
         </w:rPr>
       </w:pPr>
       <w:r>
         <w:rPr>
-          <w:rFonts w:ascii="Candara" w:hAnsi="Candara"/>
-          <w:sz w:val="20"/>
+          <w:rFonts w:ascii="Montserrat" w:hAnsi="Montserrat"/>
+          <w:sz w:val="24"/>
           <w:szCs w:val="20"/>
         </w:rPr>
         <w:t xml:space="preserve">The third part of the story picks up ten years later, when the trio return home for their last summer as initiates. Haunted by nightmares, the girl is compelled to find out who was responsible for her parent’s deaths. The memories unlocked by her nightmares include memories of her former life, and those memories make her sympathetic to her lover’s ordeal under the influence of a cursed ring. Transformed into her twin, her lover is able to hide his ordeal by posing as her while she probes the mystery surrounding the massacre. Unfortunately, her lover has to put up with her fiance’s renewed interest in her. Worse, her fiance’s interest and activities in the ruins of the underworld have made him a target for assassination. Worst, while venting her frustration she gave the assassin the impression that she had been given a similar contract on the boy’s life.   </w:t>
@@ -64,8 +64,8 @@
         <w:spacing w:after="0"/>
         <w:jc w:val="both"/>
         <w:rPr>
-          <w:rFonts w:ascii="Candara" w:hAnsi="Candara"/>
-          <w:sz w:val="20"/>
+          <w:rFonts w:ascii="Montserrat" w:hAnsi="Montserrat"/>
+          <w:sz w:val="24"/>
           <w:szCs w:val="20"/>
         </w:rPr>
       </w:pPr>
@@ -75,15 +75,15 @@
         <w:spacing w:after="0"/>
         <w:jc w:val="both"/>
         <w:rPr>
-          <w:rFonts w:ascii="Candara" w:hAnsi="Candara"/>
-          <w:sz w:val="20"/>
+          <w:rFonts w:ascii="Montserrat" w:hAnsi="Montserrat"/>
+          <w:sz w:val="24"/>
           <w:szCs w:val="20"/>
         </w:rPr>
       </w:pPr>
       <w:r>
         <w:rPr>
-          <w:rFonts w:ascii="Candara" w:hAnsi="Candara"/>
-          <w:sz w:val="20"/>
+          <w:rFonts w:ascii="Montserrat" w:hAnsi="Montserrat"/>
+          <w:sz w:val="24"/>
           <w:szCs w:val="20"/>
         </w:rPr>
         <w:t xml:space="preserve">The third part of the story has been through the most revision and encompasses a number of conflicting impulses. The girl’s investigation leads her into a conflict in the underworld that results in her death and resurrection as a were vampire. The tomboy unwittingly causes the death of the girl’s fiance and the girl is arrested for his murder. The boy wakes up on the threshold with the memories of his previous life fully restored. The tomboy falls prey to the demon unleashed from the bonds of the paladin’s ring. The demon hunts the girl down, compelled to take her place in order to fulfill its task as a weapon against the goddess. Only the fact that the tomboy was a reincarnation of the goddess prevents her true destruction, though the event proves that she is no longer the focus. When the girl attempts to end her twice cursed existence, she proves that she has replaced the goddess. </w:t>
@@ -94,8 +94,8 @@
         <w:spacing w:after="0"/>
         <w:jc w:val="both"/>
         <w:rPr>
-          <w:rFonts w:ascii="Candara" w:hAnsi="Candara"/>
-          <w:sz w:val="20"/>
+          <w:rFonts w:ascii="Montserrat" w:hAnsi="Montserrat"/>
+          <w:sz w:val="24"/>
           <w:szCs w:val="20"/>
         </w:rPr>
       </w:pPr>
@@ -104,11 +104,15 @@
       <w:pPr>
         <w:spacing w:after="0"/>
         <w:jc w:val="both"/>
+        <w:rPr>
+          <w:rFonts w:ascii="Montserrat" w:hAnsi="Montserrat"/>
+          <w:sz w:val="24"/>
+        </w:rPr>
       </w:pPr>
       <w:r>
         <w:rPr>
-          <w:rFonts w:ascii="Candara" w:hAnsi="Candara"/>
-          <w:sz w:val="20"/>
+          <w:rFonts w:ascii="Montserrat" w:hAnsi="Montserrat"/>
+          <w:sz w:val="24"/>
           <w:szCs w:val="20"/>
         </w:rPr>
         <w:t>The third part of the story includes a different take on the slain lover threads. Since the tomboy is no longer presented as a male incarnation of the girl, the boy who ends up haunting the girl’s mind is actually the slain rival. He finds his way into her consciousness by indulging his curiosity about how the world he came from had changed, he intended to catch a glimpse through the eyes of the demon.</w:t>
@@ -124,8 +128,106 @@
 </w:document>
 </file>
 
+<file path=word/numbering.xml><?xml version="1.0" encoding="utf-8"?>
+<w:numbering xmlns:wpc="http://schemas.microsoft.com/office/word/2010/wordprocessingCanvas" xmlns:cx="http://schemas.microsoft.com/office/drawing/2014/chartex" xmlns:cx1="http://schemas.microsoft.com/office/drawing/2015/9/8/chartex" xmlns:cx2="http://schemas.microsoft.com/office/drawing/2015/10/21/chartex" xmlns:cx3="http://schemas.microsoft.com/office/drawing/2016/5/9/chartex" xmlns:cx4="http://schemas.microsoft.com/office/drawing/2016/5/10/chartex" xmlns:cx5="http://schemas.microsoft.com/office/drawing/2016/5/11/chartex" xmlns:cx6="http://schemas.microsoft.com/office/drawing/2016/5/12/chartex" xmlns:cx7="http://schemas.microsoft.com/office/drawing/2016/5/13/chartex" xmlns:cx8="http://schemas.microsoft.com/office/drawing/2016/5/14/chartex" xmlns:mc="http://schemas.openxmlformats.org/markup-compatibility/2006" xmlns:aink="http://schemas.microsoft.com/office/drawing/2016/ink" xmlns:am3d="http://schemas.microsoft.com/office/drawing/2017/model3d" xmlns:o="urn:schemas-microsoft-com:office:office" xmlns:oel="http://schemas.microsoft.com/office/2019/extlst" xmlns:r="http://schemas.openxmlformats.org/officeDocument/2006/relationships" xmlns:m="http://schemas.openxmlformats.org/officeDocument/2006/math" xmlns:v="urn:schemas-microsoft-com:vml" xmlns:wp14="http://schemas.microsoft.com/office/word/2010/wordprocessingDrawing" xmlns:wp="http://schemas.openxmlformats.org/drawingml/2006/wordprocessingDrawing" xmlns:w10="urn:schemas-microsoft-com:office:word" xmlns:w="http://schemas.openxmlformats.org/wordprocessingml/2006/main" xmlns:w14="http://schemas.microsoft.com/office/word/2010/wordml" xmlns:w15="http://schemas.microsoft.com/office/word/2012/wordml" xmlns:w16cex="http://schemas.microsoft.com/office/word/2018/wordml/cex" xmlns:w16cid="http://schemas.microsoft.com/office/word/2016/wordml/cid" xmlns:w16="http://schemas.microsoft.com/office/word/2018/wordml" xmlns:w16du="http://schemas.microsoft.com/office/word/2023/wordml/word16du" xmlns:w16sdtdh="http://schemas.microsoft.com/office/word/2020/wordml/sdtdatahash" xmlns:w16sdtfl="http://schemas.microsoft.com/office/word/2024/wordml/sdtformatlock" xmlns:w16se="http://schemas.microsoft.com/office/word/2015/wordml/symex" xmlns:wpg="http://schemas.microsoft.com/office/word/2010/wordprocessingGroup" xmlns:wpi="http://schemas.microsoft.com/office/word/2010/wordprocessingInk" xmlns:wne="http://schemas.microsoft.com/office/word/2006/wordml" xmlns:wps="http://schemas.microsoft.com/office/word/2010/wordprocessingShape" mc:Ignorable="w14 w15 w16se w16cid w16 w16cex w16sdtdh w16sdtfl w16du wp14">
+  <w:abstractNum w:abstractNumId="0" w15:restartNumberingAfterBreak="0">
+    <w:nsid w:val="FFFFFFFB"/>
+    <w:multiLevelType w:val="multilevel"/>
+    <w:tmpl w:val="80A499BA"/>
+    <w:lvl w:ilvl="0">
+      <w:start w:val="1"/>
+      <w:numFmt w:val="cardinalText"/>
+      <w:lvlText w:val="Chapter %1 "/>
+      <w:legacy w:legacy="1" w:legacySpace="144" w:legacyIndent="0"/>
+      <w:lvlJc w:val="left"/>
+    </w:lvl>
+    <w:lvl w:ilvl="1">
+      <w:start w:val="1"/>
+      <w:numFmt w:val="none"/>
+      <w:pStyle w:val="Heading2"/>
+      <w:suff w:val="nothing"/>
+      <w:lvlText w:val=""/>
+      <w:lvlJc w:val="left"/>
+    </w:lvl>
+    <w:lvl w:ilvl="2">
+      <w:start w:val="1"/>
+      <w:numFmt w:val="none"/>
+      <w:suff w:val="nothing"/>
+      <w:lvlText w:val=""/>
+      <w:lvlJc w:val="left"/>
+    </w:lvl>
+    <w:lvl w:ilvl="3">
+      <w:start w:val="1"/>
+      <w:numFmt w:val="none"/>
+      <w:pStyle w:val="Heading4"/>
+      <w:suff w:val="nothing"/>
+      <w:lvlText w:val=""/>
+      <w:lvlJc w:val="left"/>
+    </w:lvl>
+    <w:lvl w:ilvl="4">
+      <w:start w:val="1"/>
+      <w:numFmt w:val="none"/>
+      <w:pStyle w:val="Heading5"/>
+      <w:suff w:val="nothing"/>
+      <w:lvlText w:val=""/>
+      <w:lvlJc w:val="left"/>
+    </w:lvl>
+    <w:lvl w:ilvl="5">
+      <w:start w:val="1"/>
+      <w:numFmt w:val="none"/>
+      <w:pStyle w:val="Heading6"/>
+      <w:suff w:val="nothing"/>
+      <w:lvlText w:val=""/>
+      <w:lvlJc w:val="left"/>
+    </w:lvl>
+    <w:lvl w:ilvl="6">
+      <w:start w:val="1"/>
+      <w:numFmt w:val="none"/>
+      <w:suff w:val="nothing"/>
+      <w:lvlText w:val=""/>
+      <w:lvlJc w:val="left"/>
+    </w:lvl>
+    <w:lvl w:ilvl="7">
+      <w:start w:val="1"/>
+      <w:numFmt w:val="none"/>
+      <w:suff w:val="nothing"/>
+      <w:lvlText w:val=""/>
+      <w:lvlJc w:val="left"/>
+    </w:lvl>
+    <w:lvl w:ilvl="8">
+      <w:start w:val="1"/>
+      <w:numFmt w:val="none"/>
+      <w:suff w:val="nothing"/>
+      <w:lvlText w:val=""/>
+      <w:lvlJc w:val="left"/>
+    </w:lvl>
+  </w:abstractNum>
+  <w:num w:numId="1" w16cid:durableId="1417750945">
+    <w:abstractNumId w:val="0"/>
+  </w:num>
+  <w:num w:numId="2" w16cid:durableId="545676132">
+    <w:abstractNumId w:val="0"/>
+  </w:num>
+  <w:num w:numId="3" w16cid:durableId="1212497963">
+    <w:abstractNumId w:val="0"/>
+  </w:num>
+  <w:num w:numId="4" w16cid:durableId="1795053231">
+    <w:abstractNumId w:val="0"/>
+  </w:num>
+  <w:num w:numId="5" w16cid:durableId="924724537">
+    <w:abstractNumId w:val="0"/>
+  </w:num>
+  <w:num w:numId="6" w16cid:durableId="798032856">
+    <w:abstractNumId w:val="0"/>
+  </w:num>
+  <w:num w:numId="7" w16cid:durableId="812137329">
+    <w:abstractNumId w:val="0"/>
+  </w:num>
+</w:numbering>
+</file>
+
 <file path=word/styles.xml><?xml version="1.0" encoding="utf-8"?>
-<w:styles xmlns:r="http://schemas.openxmlformats.org/officeDocument/2006/relationships" xmlns:w="http://schemas.openxmlformats.org/wordprocessingml/2006/main">
+<w:styles xmlns:mc="http://schemas.openxmlformats.org/markup-compatibility/2006" xmlns:r="http://schemas.openxmlformats.org/officeDocument/2006/relationships" xmlns:w="http://schemas.openxmlformats.org/wordprocessingml/2006/main" xmlns:w14="http://schemas.microsoft.com/office/word/2010/wordml" xmlns:w15="http://schemas.microsoft.com/office/word/2012/wordml" xmlns:w16cex="http://schemas.microsoft.com/office/word/2018/wordml/cex" xmlns:w16cid="http://schemas.microsoft.com/office/word/2016/wordml/cid" xmlns:w16="http://schemas.microsoft.com/office/word/2018/wordml" xmlns:w16du="http://schemas.microsoft.com/office/word/2023/wordml/word16du" xmlns:w16sdtdh="http://schemas.microsoft.com/office/word/2020/wordml/sdtdatahash" xmlns:w16sdtfl="http://schemas.microsoft.com/office/word/2024/wordml/sdtformatlock" xmlns:w16se="http://schemas.microsoft.com/office/word/2015/wordml/symex" mc:Ignorable="w14 w15 w16se w16cid w16 w16cex w16sdtdh w16sdtfl w16du">
   <w:docDefaults>
     <w:rPrDefault>
       <w:rPr>
@@ -135,155 +237,556 @@
         <w:lang w:val="en-US" w:eastAsia="en-US" w:bidi="ar-SA"/>
       </w:rPr>
     </w:rPrDefault>
-    <w:pPrDefault>
-      <w:pPr>
-        <w:spacing w:after="200" w:line="276" w:lineRule="auto"/>
-      </w:pPr>
-    </w:pPrDefault>
+    <w:pPrDefault/>
   </w:docDefaults>
-  <w:latentStyles w:defLockedState="0" w:defUIPriority="99" w:defSemiHidden="1" w:defUnhideWhenUsed="1" w:defQFormat="0" w:count="267">
-    <w:lsdException w:name="Normal" w:semiHidden="0" w:uiPriority="0" w:unhideWhenUsed="0" w:qFormat="1"/>
-    <w:lsdException w:name="heading 1" w:semiHidden="0" w:uiPriority="9" w:unhideWhenUsed="0" w:qFormat="1"/>
-    <w:lsdException w:name="heading 2" w:uiPriority="9" w:qFormat="1"/>
-    <w:lsdException w:name="heading 3" w:uiPriority="9" w:qFormat="1"/>
-    <w:lsdException w:name="heading 4" w:uiPriority="9" w:qFormat="1"/>
-    <w:lsdException w:name="heading 5" w:uiPriority="9" w:qFormat="1"/>
-    <w:lsdException w:name="heading 6" w:uiPriority="9" w:qFormat="1"/>
-    <w:lsdException w:name="heading 7" w:uiPriority="9" w:qFormat="1"/>
-    <w:lsdException w:name="heading 8" w:uiPriority="9" w:qFormat="1"/>
-    <w:lsdException w:name="heading 9" w:uiPriority="9" w:qFormat="1"/>
-    <w:lsdException w:name="toc 1" w:uiPriority="39"/>
-    <w:lsdException w:name="toc 2" w:uiPriority="39"/>
-    <w:lsdException w:name="toc 3" w:uiPriority="39"/>
-    <w:lsdException w:name="toc 4" w:uiPriority="39"/>
-    <w:lsdException w:name="toc 5" w:uiPriority="39"/>
-    <w:lsdException w:name="toc 6" w:uiPriority="39"/>
-    <w:lsdException w:name="toc 7" w:uiPriority="39"/>
-    <w:lsdException w:name="toc 8" w:uiPriority="39"/>
-    <w:lsdException w:name="toc 9" w:uiPriority="39"/>
-    <w:lsdException w:name="caption" w:uiPriority="35" w:qFormat="1"/>
-    <w:lsdException w:name="Title" w:semiHidden="0" w:uiPriority="10" w:unhideWhenUsed="0" w:qFormat="1"/>
-    <w:lsdException w:name="Default Paragraph Font" w:uiPriority="1"/>
-    <w:lsdException w:name="Subtitle" w:semiHidden="0" w:uiPriority="11" w:unhideWhenUsed="0" w:qFormat="1"/>
-    <w:lsdException w:name="Strong" w:semiHidden="0" w:uiPriority="22" w:unhideWhenUsed="0" w:qFormat="1"/>
-    <w:lsdException w:name="Emphasis" w:semiHidden="0" w:uiPriority="20" w:unhideWhenUsed="0" w:qFormat="1"/>
-    <w:lsdException w:name="Table Grid" w:semiHidden="0" w:uiPriority="59" w:unhideWhenUsed="0"/>
-    <w:lsdException w:name="Placeholder Text" w:unhideWhenUsed="0"/>
-    <w:lsdException w:name="No Spacing" w:semiHidden="0" w:uiPriority="1" w:unhideWhenUsed="0" w:qFormat="1"/>
-    <w:lsdException w:name="Light Shading" w:semiHidden="0" w:uiPriority="60" w:unhideWhenUsed="0"/>
-    <w:lsdException w:name="Light List" w:semiHidden="0" w:uiPriority="61" w:unhideWhenUsed="0"/>
-    <w:lsdException w:name="Light Grid" w:semiHidden="0" w:uiPriority="62" w:unhideWhenUsed="0"/>
-    <w:lsdException w:name="Medium Shading 1" w:semiHidden="0" w:uiPriority="63" w:unhideWhenUsed="0"/>
-    <w:lsdException w:name="Medium Shading 2" w:semiHidden="0" w:uiPriority="64" w:unhideWhenUsed="0"/>
-    <w:lsdException w:name="Medium List 1" w:semiHidden="0" w:uiPriority="65" w:unhideWhenUsed="0"/>
-    <w:lsdException w:name="Medium List 2" w:semiHidden="0" w:uiPriority="66" w:unhideWhenUsed="0"/>
-    <w:lsdException w:name="Medium Grid 1" w:semiHidden="0" w:uiPriority="67" w:unhideWhenUsed="0"/>
-    <w:lsdException w:name="Medium Grid 2" w:semiHidden="0" w:uiPriority="68" w:unhideWhenUsed="0"/>
-    <w:lsdException w:name="Medium Grid 3" w:semiHidden="0" w:uiPriority="69" w:unhideWhenUsed="0"/>
-    <w:lsdException w:name="Dark List" w:semiHidden="0" w:uiPriority="70" w:unhideWhenUsed="0"/>
-    <w:lsdException w:name="Colorful Shading" w:semiHidden="0" w:uiPriority="71" w:unhideWhenUsed="0"/>
-    <w:lsdException w:name="Colorful List" w:semiHidden="0" w:uiPriority="72" w:unhideWhenUsed="0"/>
-    <w:lsdException w:name="Colorful Grid" w:semiHidden="0" w:uiPriority="73" w:unhideWhenUsed="0"/>
-    <w:lsdException w:name="Light Shading Accent 1" w:semiHidden="0" w:uiPriority="60" w:unhideWhenUsed="0"/>
-    <w:lsdException w:name="Light List Accent 1" w:semiHidden="0" w:uiPriority="61" w:unhideWhenUsed="0"/>
-    <w:lsdException w:name="Light Grid Accent 1" w:semiHidden="0" w:uiPriority="62" w:unhideWhenUsed="0"/>
-    <w:lsdException w:name="Medium Shading 1 Accent 1" w:semiHidden="0" w:uiPriority="63" w:unhideWhenUsed="0"/>
-    <w:lsdException w:name="Medium Shading 2 Accent 1" w:semiHidden="0" w:uiPriority="64" w:unhideWhenUsed="0"/>
-    <w:lsdException w:name="Medium List 1 Accent 1" w:semiHidden="0" w:uiPriority="65" w:unhideWhenUsed="0"/>
-    <w:lsdException w:name="Revision" w:unhideWhenUsed="0"/>
-    <w:lsdException w:name="List Paragraph" w:semiHidden="0" w:uiPriority="34" w:unhideWhenUsed="0" w:qFormat="1"/>
-    <w:lsdException w:name="Quote" w:semiHidden="0" w:uiPriority="29" w:unhideWhenUsed="0" w:qFormat="1"/>
-    <w:lsdException w:name="Intense Quote" w:semiHidden="0" w:uiPriority="30" w:unhideWhenUsed="0" w:qFormat="1"/>
-    <w:lsdException w:name="Medium List 2 Accent 1" w:semiHidden="0" w:uiPriority="66" w:unhideWhenUsed="0"/>
-    <w:lsdException w:name="Medium Grid 1 Accent 1" w:semiHidden="0" w:uiPriority="67" w:unhideWhenUsed="0"/>
-    <w:lsdException w:name="Medium Grid 2 Accent 1" w:semiHidden="0" w:uiPriority="68" w:unhideWhenUsed="0"/>
-    <w:lsdException w:name="Medium Grid 3 Accent 1" w:semiHidden="0" w:uiPriority="69" w:unhideWhenUsed="0"/>
-    <w:lsdException w:name="Dark List Accent 1" w:semiHidden="0" w:uiPriority="70" w:unhideWhenUsed="0"/>
-    <w:lsdException w:name="Colorful Shading Accent 1" w:semiHidden="0" w:uiPriority="71" w:unhideWhenUsed="0"/>
-    <w:lsdException w:name="Colorful List Accent 1" w:semiHidden="0" w:uiPriority="72" w:unhideWhenUsed="0"/>
-    <w:lsdException w:name="Colorful Grid Accent 1" w:semiHidden="0" w:uiPriority="73" w:unhideWhenUsed="0"/>
-    <w:lsdException w:name="Light Shading Accent 2" w:semiHidden="0" w:uiPriority="60" w:unhideWhenUsed="0"/>
-    <w:lsdException w:name="Light List Accent 2" w:semiHidden="0" w:uiPriority="61" w:unhideWhenUsed="0"/>
-    <w:lsdException w:name="Light Grid Accent 2" w:semiHidden="0" w:uiPriority="62" w:unhideWhenUsed="0"/>
-    <w:lsdException w:name="Medium Shading 1 Accent 2" w:semiHidden="0" w:uiPriority="63" w:unhideWhenUsed="0"/>
-    <w:lsdException w:name="Medium Shading 2 Accent 2" w:semiHidden="0" w:uiPriority="64" w:unhideWhenUsed="0"/>
-    <w:lsdException w:name="Medium List 1 Accent 2" w:semiHidden="0" w:uiPriority="65" w:unhideWhenUsed="0"/>
-    <w:lsdException w:name="Medium List 2 Accent 2" w:semiHidden="0" w:uiPriority="66" w:unhideWhenUsed="0"/>
-    <w:lsdException w:name="Medium Grid 1 Accent 2" w:semiHidden="0" w:uiPriority="67" w:unhideWhenUsed="0"/>
-    <w:lsdException w:name="Medium Grid 2 Accent 2" w:semiHidden="0" w:uiPriority="68" w:unhideWhenUsed="0"/>
-    <w:lsdException w:name="Medium Grid 3 Accent 2" w:semiHidden="0" w:uiPriority="69" w:unhideWhenUsed="0"/>
-    <w:lsdException w:name="Dark List Accent 2" w:semiHidden="0" w:uiPriority="70" w:unhideWhenUsed="0"/>
-    <w:lsdException w:name="Colorful Shading Accent 2" w:semiHidden="0" w:uiPriority="71" w:unhideWhenUsed="0"/>
-    <w:lsdException w:name="Colorful List Accent 2" w:semiHidden="0" w:uiPriority="72" w:unhideWhenUsed="0"/>
-    <w:lsdException w:name="Colorful Grid Accent 2" w:semiHidden="0" w:uiPriority="73" w:unhideWhenUsed="0"/>
-    <w:lsdException w:name="Light Shading Accent 3" w:semiHidden="0" w:uiPriority="60" w:unhideWhenUsed="0"/>
-    <w:lsdException w:name="Light List Accent 3" w:semiHidden="0" w:uiPriority="61" w:unhideWhenUsed="0"/>
-    <w:lsdException w:name="Light Grid Accent 3" w:semiHidden="0" w:uiPriority="62" w:unhideWhenUsed="0"/>
-    <w:lsdException w:name="Medium Shading 1 Accent 3" w:semiHidden="0" w:uiPriority="63" w:unhideWhenUsed="0"/>
-    <w:lsdException w:name="Medium Shading 2 Accent 3" w:semiHidden="0" w:uiPriority="64" w:unhideWhenUsed="0"/>
-    <w:lsdException w:name="Medium List 1 Accent 3" w:semiHidden="0" w:uiPriority="65" w:unhideWhenUsed="0"/>
-    <w:lsdException w:name="Medium List 2 Accent 3" w:semiHidden="0" w:uiPriority="66" w:unhideWhenUsed="0"/>
-    <w:lsdException w:name="Medium Grid 1 Accent 3" w:semiHidden="0" w:uiPriority="67" w:unhideWhenUsed="0"/>
-    <w:lsdException w:name="Medium Grid 2 Accent 3" w:semiHidden="0" w:uiPriority="68" w:unhideWhenUsed="0"/>
-    <w:lsdException w:name="Medium Grid 3 Accent 3" w:semiHidden="0" w:uiPriority="69" w:unhideWhenUsed="0"/>
-    <w:lsdException w:name="Dark List Accent 3" w:semiHidden="0" w:uiPriority="70" w:unhideWhenUsed="0"/>
-    <w:lsdException w:name="Colorful Shading Accent 3" w:semiHidden="0" w:uiPriority="71" w:unhideWhenUsed="0"/>
-    <w:lsdException w:name="Colorful List Accent 3" w:semiHidden="0" w:uiPriority="72" w:unhideWhenUsed="0"/>
-    <w:lsdException w:name="Colorful Grid Accent 3" w:semiHidden="0" w:uiPriority="73" w:unhideWhenUsed="0"/>
-    <w:lsdException w:name="Light Shading Accent 4" w:semiHidden="0" w:uiPriority="60" w:unhideWhenUsed="0"/>
-    <w:lsdException w:name="Light List Accent 4" w:semiHidden="0" w:uiPriority="61" w:unhideWhenUsed="0"/>
-    <w:lsdException w:name="Light Grid Accent 4" w:semiHidden="0" w:uiPriority="62" w:unhideWhenUsed="0"/>
-    <w:lsdException w:name="Medium Shading 1 Accent 4" w:semiHidden="0" w:uiPriority="63" w:unhideWhenUsed="0"/>
-    <w:lsdException w:name="Medium Shading 2 Accent 4" w:semiHidden="0" w:uiPriority="64" w:unhideWhenUsed="0"/>
-    <w:lsdException w:name="Medium List 1 Accent 4" w:semiHidden="0" w:uiPriority="65" w:unhideWhenUsed="0"/>
-    <w:lsdException w:name="Medium List 2 Accent 4" w:semiHidden="0" w:uiPriority="66" w:unhideWhenUsed="0"/>
-    <w:lsdException w:name="Medium Grid 1 Accent 4" w:semiHidden="0" w:uiPriority="67" w:unhideWhenUsed="0"/>
-    <w:lsdException w:name="Medium Grid 2 Accent 4" w:semiHidden="0" w:uiPriority="68" w:unhideWhenUsed="0"/>
-    <w:lsdException w:name="Medium Grid 3 Accent 4" w:semiHidden="0" w:uiPriority="69" w:unhideWhenUsed="0"/>
-    <w:lsdException w:name="Dark List Accent 4" w:semiHidden="0" w:uiPriority="70" w:unhideWhenUsed="0"/>
-    <w:lsdException w:name="Colorful Shading Accent 4" w:semiHidden="0" w:uiPriority="71" w:unhideWhenUsed="0"/>
-    <w:lsdException w:name="Colorful List Accent 4" w:semiHidden="0" w:uiPriority="72" w:unhideWhenUsed="0"/>
-    <w:lsdException w:name="Colorful Grid Accent 4" w:semiHidden="0" w:uiPriority="73" w:unhideWhenUsed="0"/>
-    <w:lsdException w:name="Light Shading Accent 5" w:semiHidden="0" w:uiPriority="60" w:unhideWhenUsed="0"/>
-    <w:lsdException w:name="Light List Accent 5" w:semiHidden="0" w:uiPriority="61" w:unhideWhenUsed="0"/>
-    <w:lsdException w:name="Light Grid Accent 5" w:semiHidden="0" w:uiPriority="62" w:unhideWhenUsed="0"/>
-    <w:lsdException w:name="Medium Shading 1 Accent 5" w:semiHidden="0" w:uiPriority="63" w:unhideWhenUsed="0"/>
-    <w:lsdException w:name="Medium Shading 2 Accent 5" w:semiHidden="0" w:uiPriority="64" w:unhideWhenUsed="0"/>
-    <w:lsdException w:name="Medium List 1 Accent 5" w:semiHidden="0" w:uiPriority="65" w:unhideWhenUsed="0"/>
-    <w:lsdException w:name="Medium List 2 Accent 5" w:semiHidden="0" w:uiPriority="66" w:unhideWhenUsed="0"/>
-    <w:lsdException w:name="Medium Grid 1 Accent 5" w:semiHidden="0" w:uiPriority="67" w:unhideWhenUsed="0"/>
-    <w:lsdException w:name="Medium Grid 2 Accent 5" w:semiHidden="0" w:uiPriority="68" w:unhideWhenUsed="0"/>
-    <w:lsdException w:name="Medium Grid 3 Accent 5" w:semiHidden="0" w:uiPriority="69" w:unhideWhenUsed="0"/>
-    <w:lsdException w:name="Dark List Accent 5" w:semiHidden="0" w:uiPriority="70" w:unhideWhenUsed="0"/>
-    <w:lsdException w:name="Colorful Shading Accent 5" w:semiHidden="0" w:uiPriority="71" w:unhideWhenUsed="0"/>
-    <w:lsdException w:name="Colorful List Accent 5" w:semiHidden="0" w:uiPriority="72" w:unhideWhenUsed="0"/>
-    <w:lsdException w:name="Colorful Grid Accent 5" w:semiHidden="0" w:uiPriority="73" w:unhideWhenUsed="0"/>
-    <w:lsdException w:name="Light Shading Accent 6" w:semiHidden="0" w:uiPriority="60" w:unhideWhenUsed="0"/>
-    <w:lsdException w:name="Light List Accent 6" w:semiHidden="0" w:uiPriority="61" w:unhideWhenUsed="0"/>
-    <w:lsdException w:name="Light Grid Accent 6" w:semiHidden="0" w:uiPriority="62" w:unhideWhenUsed="0"/>
-    <w:lsdException w:name="Medium Shading 1 Accent 6" w:semiHidden="0" w:uiPriority="63" w:unhideWhenUsed="0"/>
-    <w:lsdException w:name="Medium Shading 2 Accent 6" w:semiHidden="0" w:uiPriority="64" w:unhideWhenUsed="0"/>
-    <w:lsdException w:name="Medium List 1 Accent 6" w:semiHidden="0" w:uiPriority="65" w:unhideWhenUsed="0"/>
-    <w:lsdException w:name="Medium List 2 Accent 6" w:semiHidden="0" w:uiPriority="66" w:unhideWhenUsed="0"/>
-    <w:lsdException w:name="Medium Grid 1 Accent 6" w:semiHidden="0" w:uiPriority="67" w:unhideWhenUsed="0"/>
-    <w:lsdException w:name="Medium Grid 2 Accent 6" w:semiHidden="0" w:uiPriority="68" w:unhideWhenUsed="0"/>
-    <w:lsdException w:name="Medium Grid 3 Accent 6" w:semiHidden="0" w:uiPriority="69" w:unhideWhenUsed="0"/>
-    <w:lsdException w:name="Dark List Accent 6" w:semiHidden="0" w:uiPriority="70" w:unhideWhenUsed="0"/>
-    <w:lsdException w:name="Colorful Shading Accent 6" w:semiHidden="0" w:uiPriority="71" w:unhideWhenUsed="0"/>
-    <w:lsdException w:name="Colorful List Accent 6" w:semiHidden="0" w:uiPriority="72" w:unhideWhenUsed="0"/>
-    <w:lsdException w:name="Colorful Grid Accent 6" w:semiHidden="0" w:uiPriority="73" w:unhideWhenUsed="0"/>
-    <w:lsdException w:name="Subtle Emphasis" w:semiHidden="0" w:uiPriority="19" w:unhideWhenUsed="0" w:qFormat="1"/>
-    <w:lsdException w:name="Intense Emphasis" w:semiHidden="0" w:uiPriority="21" w:unhideWhenUsed="0" w:qFormat="1"/>
-    <w:lsdException w:name="Subtle Reference" w:semiHidden="0" w:uiPriority="31" w:unhideWhenUsed="0" w:qFormat="1"/>
-    <w:lsdException w:name="Intense Reference" w:semiHidden="0" w:uiPriority="32" w:unhideWhenUsed="0" w:qFormat="1"/>
-    <w:lsdException w:name="Book Title" w:semiHidden="0" w:uiPriority="33" w:unhideWhenUsed="0" w:qFormat="1"/>
-    <w:lsdException w:name="Bibliography" w:uiPriority="37"/>
-    <w:lsdException w:name="TOC Heading" w:uiPriority="39" w:qFormat="1"/>
+  <w:latentStyles w:defLockedState="0" w:defUIPriority="99" w:defSemiHidden="0" w:defUnhideWhenUsed="0" w:defQFormat="0" w:count="376">
+    <w:lsdException w:name="Normal" w:uiPriority="0" w:qFormat="1"/>
+    <w:lsdException w:name="heading 1" w:uiPriority="0" w:qFormat="1"/>
+    <w:lsdException w:name="heading 2" w:semiHidden="1" w:uiPriority="0" w:unhideWhenUsed="1" w:qFormat="1"/>
+    <w:lsdException w:name="heading 3" w:semiHidden="1" w:uiPriority="0" w:unhideWhenUsed="1" w:qFormat="1"/>
+    <w:lsdException w:name="heading 4" w:semiHidden="1" w:uiPriority="0" w:unhideWhenUsed="1" w:qFormat="1"/>
+    <w:lsdException w:name="heading 5" w:semiHidden="1" w:uiPriority="0" w:unhideWhenUsed="1" w:qFormat="1"/>
+    <w:lsdException w:name="heading 6" w:semiHidden="1" w:uiPriority="0" w:unhideWhenUsed="1" w:qFormat="1"/>
+    <w:lsdException w:name="heading 7" w:semiHidden="1" w:uiPriority="0" w:unhideWhenUsed="1" w:qFormat="1"/>
+    <w:lsdException w:name="heading 8" w:semiHidden="1" w:uiPriority="0" w:unhideWhenUsed="1" w:qFormat="1"/>
+    <w:lsdException w:name="heading 9" w:semiHidden="1" w:uiPriority="0" w:unhideWhenUsed="1" w:qFormat="1"/>
+    <w:lsdException w:name="index 1" w:semiHidden="1" w:unhideWhenUsed="1"/>
+    <w:lsdException w:name="index 2" w:semiHidden="1" w:unhideWhenUsed="1"/>
+    <w:lsdException w:name="index 3" w:semiHidden="1" w:unhideWhenUsed="1"/>
+    <w:lsdException w:name="index 4" w:semiHidden="1" w:unhideWhenUsed="1"/>
+    <w:lsdException w:name="index 5" w:semiHidden="1" w:unhideWhenUsed="1"/>
+    <w:lsdException w:name="index 6" w:semiHidden="1" w:unhideWhenUsed="1"/>
+    <w:lsdException w:name="index 7" w:semiHidden="1" w:unhideWhenUsed="1"/>
+    <w:lsdException w:name="index 8" w:semiHidden="1" w:unhideWhenUsed="1"/>
+    <w:lsdException w:name="index 9" w:semiHidden="1" w:unhideWhenUsed="1"/>
+    <w:lsdException w:name="toc 1" w:semiHidden="1" w:uiPriority="39" w:unhideWhenUsed="1"/>
+    <w:lsdException w:name="toc 2" w:semiHidden="1" w:uiPriority="39" w:unhideWhenUsed="1"/>
+    <w:lsdException w:name="toc 3" w:semiHidden="1" w:uiPriority="39" w:unhideWhenUsed="1"/>
+    <w:lsdException w:name="toc 4" w:semiHidden="1" w:uiPriority="39" w:unhideWhenUsed="1"/>
+    <w:lsdException w:name="toc 5" w:semiHidden="1" w:uiPriority="39" w:unhideWhenUsed="1"/>
+    <w:lsdException w:name="toc 6" w:semiHidden="1" w:uiPriority="39" w:unhideWhenUsed="1"/>
+    <w:lsdException w:name="toc 7" w:semiHidden="1" w:uiPriority="39" w:unhideWhenUsed="1"/>
+    <w:lsdException w:name="toc 8" w:semiHidden="1" w:uiPriority="39" w:unhideWhenUsed="1"/>
+    <w:lsdException w:name="toc 9" w:semiHidden="1" w:uiPriority="39" w:unhideWhenUsed="1"/>
+    <w:lsdException w:name="Normal Indent" w:semiHidden="1" w:unhideWhenUsed="1"/>
+    <w:lsdException w:name="footnote text" w:semiHidden="1" w:unhideWhenUsed="1"/>
+    <w:lsdException w:name="annotation text" w:semiHidden="1" w:unhideWhenUsed="1"/>
+    <w:lsdException w:name="header" w:semiHidden="1" w:unhideWhenUsed="1"/>
+    <w:lsdException w:name="footer" w:semiHidden="1" w:unhideWhenUsed="1"/>
+    <w:lsdException w:name="index heading" w:semiHidden="1" w:unhideWhenUsed="1"/>
+    <w:lsdException w:name="caption" w:semiHidden="1" w:uiPriority="35" w:unhideWhenUsed="1" w:qFormat="1"/>
+    <w:lsdException w:name="table of figures" w:semiHidden="1" w:unhideWhenUsed="1"/>
+    <w:lsdException w:name="envelope address" w:semiHidden="1" w:unhideWhenUsed="1"/>
+    <w:lsdException w:name="envelope return" w:semiHidden="1" w:unhideWhenUsed="1"/>
+    <w:lsdException w:name="footnote reference" w:semiHidden="1" w:unhideWhenUsed="1"/>
+    <w:lsdException w:name="annotation reference" w:semiHidden="1" w:unhideWhenUsed="1"/>
+    <w:lsdException w:name="line number" w:semiHidden="1" w:unhideWhenUsed="1"/>
+    <w:lsdException w:name="page number" w:semiHidden="1" w:unhideWhenUsed="1"/>
+    <w:lsdException w:name="endnote reference" w:semiHidden="1" w:unhideWhenUsed="1"/>
+    <w:lsdException w:name="endnote text" w:semiHidden="1" w:unhideWhenUsed="1"/>
+    <w:lsdException w:name="table of authorities" w:semiHidden="1" w:unhideWhenUsed="1"/>
+    <w:lsdException w:name="macro" w:semiHidden="1" w:unhideWhenUsed="1"/>
+    <w:lsdException w:name="toa heading" w:semiHidden="1" w:unhideWhenUsed="1"/>
+    <w:lsdException w:name="List" w:semiHidden="1" w:unhideWhenUsed="1"/>
+    <w:lsdException w:name="List Bullet" w:semiHidden="1" w:unhideWhenUsed="1"/>
+    <w:lsdException w:name="List Number" w:semiHidden="1" w:unhideWhenUsed="1"/>
+    <w:lsdException w:name="List 2" w:semiHidden="1" w:unhideWhenUsed="1"/>
+    <w:lsdException w:name="List 3" w:semiHidden="1" w:unhideWhenUsed="1"/>
+    <w:lsdException w:name="List 4" w:semiHidden="1" w:unhideWhenUsed="1"/>
+    <w:lsdException w:name="List 5" w:semiHidden="1" w:unhideWhenUsed="1"/>
+    <w:lsdException w:name="List Bullet 2" w:semiHidden="1" w:unhideWhenUsed="1"/>
+    <w:lsdException w:name="List Bullet 3" w:semiHidden="1" w:unhideWhenUsed="1"/>
+    <w:lsdException w:name="List Bullet 4" w:semiHidden="1" w:unhideWhenUsed="1"/>
+    <w:lsdException w:name="List Bullet 5" w:semiHidden="1" w:unhideWhenUsed="1"/>
+    <w:lsdException w:name="List Number 2" w:semiHidden="1" w:unhideWhenUsed="1"/>
+    <w:lsdException w:name="List Number 3" w:semiHidden="1" w:unhideWhenUsed="1"/>
+    <w:lsdException w:name="List Number 4" w:semiHidden="1" w:unhideWhenUsed="1"/>
+    <w:lsdException w:name="List Number 5" w:semiHidden="1" w:unhideWhenUsed="1"/>
+    <w:lsdException w:name="Title" w:uiPriority="10" w:qFormat="1"/>
+    <w:lsdException w:name="Closing" w:semiHidden="1" w:unhideWhenUsed="1"/>
+    <w:lsdException w:name="Signature" w:semiHidden="1" w:unhideWhenUsed="1"/>
+    <w:lsdException w:name="Default Paragraph Font" w:semiHidden="1" w:uiPriority="1" w:unhideWhenUsed="1"/>
+    <w:lsdException w:name="Body Text" w:semiHidden="1" w:unhideWhenUsed="1"/>
+    <w:lsdException w:name="Body Text Indent" w:semiHidden="1" w:unhideWhenUsed="1"/>
+    <w:lsdException w:name="List Continue" w:semiHidden="1" w:unhideWhenUsed="1"/>
+    <w:lsdException w:name="List Continue 2" w:semiHidden="1" w:unhideWhenUsed="1"/>
+    <w:lsdException w:name="List Continue 3" w:semiHidden="1" w:unhideWhenUsed="1"/>
+    <w:lsdException w:name="List Continue 4" w:semiHidden="1" w:unhideWhenUsed="1"/>
+    <w:lsdException w:name="List Continue 5" w:semiHidden="1" w:unhideWhenUsed="1"/>
+    <w:lsdException w:name="Message Header" w:semiHidden="1" w:unhideWhenUsed="1"/>
+    <w:lsdException w:name="Subtitle" w:uiPriority="11" w:qFormat="1"/>
+    <w:lsdException w:name="Salutation" w:semiHidden="1" w:unhideWhenUsed="1"/>
+    <w:lsdException w:name="Date" w:semiHidden="1" w:unhideWhenUsed="1"/>
+    <w:lsdException w:name="Body Text First Indent" w:semiHidden="1" w:unhideWhenUsed="1"/>
+    <w:lsdException w:name="Body Text First Indent 2" w:semiHidden="1" w:unhideWhenUsed="1"/>
+    <w:lsdException w:name="Note Heading" w:semiHidden="1" w:unhideWhenUsed="1"/>
+    <w:lsdException w:name="Body Text 2" w:semiHidden="1" w:unhideWhenUsed="1"/>
+    <w:lsdException w:name="Body Text 3" w:semiHidden="1" w:unhideWhenUsed="1"/>
+    <w:lsdException w:name="Body Text Indent 2" w:semiHidden="1" w:unhideWhenUsed="1"/>
+    <w:lsdException w:name="Body Text Indent 3" w:semiHidden="1" w:unhideWhenUsed="1"/>
+    <w:lsdException w:name="Block Text" w:semiHidden="1" w:unhideWhenUsed="1"/>
+    <w:lsdException w:name="Hyperlink" w:semiHidden="1" w:unhideWhenUsed="1"/>
+    <w:lsdException w:name="FollowedHyperlink" w:semiHidden="1" w:unhideWhenUsed="1"/>
+    <w:lsdException w:name="Strong" w:uiPriority="22" w:qFormat="1"/>
+    <w:lsdException w:name="Emphasis" w:uiPriority="20" w:qFormat="1"/>
+    <w:lsdException w:name="Document Map" w:semiHidden="1" w:unhideWhenUsed="1"/>
+    <w:lsdException w:name="Plain Text" w:semiHidden="1" w:unhideWhenUsed="1"/>
+    <w:lsdException w:name="E-mail Signature" w:semiHidden="1" w:unhideWhenUsed="1"/>
+    <w:lsdException w:name="HTML Top of Form" w:semiHidden="1" w:unhideWhenUsed="1"/>
+    <w:lsdException w:name="HTML Bottom of Form" w:semiHidden="1" w:unhideWhenUsed="1"/>
+    <w:lsdException w:name="Normal (Web)" w:semiHidden="1" w:unhideWhenUsed="1"/>
+    <w:lsdException w:name="HTML Acronym" w:semiHidden="1" w:unhideWhenUsed="1"/>
+    <w:lsdException w:name="HTML Address" w:semiHidden="1" w:unhideWhenUsed="1"/>
+    <w:lsdException w:name="HTML Cite" w:semiHidden="1" w:unhideWhenUsed="1"/>
+    <w:lsdException w:name="HTML Code" w:semiHidden="1" w:unhideWhenUsed="1"/>
+    <w:lsdException w:name="HTML Definition" w:semiHidden="1" w:unhideWhenUsed="1"/>
+    <w:lsdException w:name="HTML Keyboard" w:semiHidden="1" w:unhideWhenUsed="1"/>
+    <w:lsdException w:name="HTML Preformatted" w:semiHidden="1" w:unhideWhenUsed="1"/>
+    <w:lsdException w:name="HTML Sample" w:semiHidden="1" w:unhideWhenUsed="1"/>
+    <w:lsdException w:name="HTML Typewriter" w:semiHidden="1" w:unhideWhenUsed="1"/>
+    <w:lsdException w:name="HTML Variable" w:semiHidden="1" w:unhideWhenUsed="1"/>
+    <w:lsdException w:name="Normal Table" w:semiHidden="1" w:unhideWhenUsed="1"/>
+    <w:lsdException w:name="annotation subject" w:semiHidden="1" w:unhideWhenUsed="1"/>
+    <w:lsdException w:name="No List" w:semiHidden="1" w:unhideWhenUsed="1"/>
+    <w:lsdException w:name="Outline List 1" w:semiHidden="1" w:unhideWhenUsed="1"/>
+    <w:lsdException w:name="Outline List 2" w:semiHidden="1" w:unhideWhenUsed="1"/>
+    <w:lsdException w:name="Outline List 3" w:semiHidden="1" w:unhideWhenUsed="1"/>
+    <w:lsdException w:name="Table Simple 1" w:semiHidden="1" w:unhideWhenUsed="1"/>
+    <w:lsdException w:name="Table Simple 2" w:semiHidden="1" w:unhideWhenUsed="1"/>
+    <w:lsdException w:name="Table Simple 3" w:semiHidden="1" w:unhideWhenUsed="1"/>
+    <w:lsdException w:name="Table Classic 1" w:semiHidden="1" w:unhideWhenUsed="1"/>
+    <w:lsdException w:name="Table Classic 2" w:semiHidden="1" w:unhideWhenUsed="1"/>
+    <w:lsdException w:name="Table Classic 3" w:semiHidden="1" w:unhideWhenUsed="1"/>
+    <w:lsdException w:name="Table Classic 4" w:semiHidden="1" w:unhideWhenUsed="1"/>
+    <w:lsdException w:name="Table Colorful 1" w:semiHidden="1" w:unhideWhenUsed="1"/>
+    <w:lsdException w:name="Table Colorful 2" w:semiHidden="1" w:unhideWhenUsed="1"/>
+    <w:lsdException w:name="Table Colorful 3" w:semiHidden="1" w:unhideWhenUsed="1"/>
+    <w:lsdException w:name="Table Columns 1" w:semiHidden="1" w:unhideWhenUsed="1"/>
+    <w:lsdException w:name="Table Columns 2" w:semiHidden="1" w:unhideWhenUsed="1"/>
+    <w:lsdException w:name="Table Columns 3" w:semiHidden="1" w:unhideWhenUsed="1"/>
+    <w:lsdException w:name="Table Columns 4" w:semiHidden="1" w:unhideWhenUsed="1"/>
+    <w:lsdException w:name="Table Columns 5" w:semiHidden="1" w:unhideWhenUsed="1"/>
+    <w:lsdException w:name="Table Grid 1" w:semiHidden="1" w:unhideWhenUsed="1"/>
+    <w:lsdException w:name="Table Grid 2" w:semiHidden="1" w:unhideWhenUsed="1"/>
+    <w:lsdException w:name="Table Grid 3" w:semiHidden="1" w:unhideWhenUsed="1"/>
+    <w:lsdException w:name="Table Grid 4" w:semiHidden="1" w:unhideWhenUsed="1"/>
+    <w:lsdException w:name="Table Grid 5" w:semiHidden="1" w:unhideWhenUsed="1"/>
+    <w:lsdException w:name="Table Grid 6" w:semiHidden="1" w:unhideWhenUsed="1"/>
+    <w:lsdException w:name="Table Grid 7" w:semiHidden="1" w:unhideWhenUsed="1"/>
+    <w:lsdException w:name="Table Grid 8" w:semiHidden="1" w:unhideWhenUsed="1"/>
+    <w:lsdException w:name="Table List 1" w:semiHidden="1" w:unhideWhenUsed="1"/>
+    <w:lsdException w:name="Table List 2" w:semiHidden="1" w:unhideWhenUsed="1"/>
+    <w:lsdException w:name="Table List 3" w:semiHidden="1" w:unhideWhenUsed="1"/>
+    <w:lsdException w:name="Table List 4" w:semiHidden="1" w:unhideWhenUsed="1"/>
+    <w:lsdException w:name="Table List 5" w:semiHidden="1" w:unhideWhenUsed="1"/>
+    <w:lsdException w:name="Table List 6" w:semiHidden="1" w:unhideWhenUsed="1"/>
+    <w:lsdException w:name="Table List 7" w:semiHidden="1" w:unhideWhenUsed="1"/>
+    <w:lsdException w:name="Table List 8" w:semiHidden="1" w:unhideWhenUsed="1"/>
+    <w:lsdException w:name="Table 3D effects 1" w:semiHidden="1" w:unhideWhenUsed="1"/>
+    <w:lsdException w:name="Table 3D effects 2" w:semiHidden="1" w:unhideWhenUsed="1"/>
+    <w:lsdException w:name="Table 3D effects 3" w:semiHidden="1" w:unhideWhenUsed="1"/>
+    <w:lsdException w:name="Table Contemporary" w:semiHidden="1" w:unhideWhenUsed="1"/>
+    <w:lsdException w:name="Table Elegant" w:semiHidden="1" w:unhideWhenUsed="1"/>
+    <w:lsdException w:name="Table Professional" w:semiHidden="1" w:unhideWhenUsed="1"/>
+    <w:lsdException w:name="Table Subtle 1" w:semiHidden="1" w:unhideWhenUsed="1"/>
+    <w:lsdException w:name="Table Subtle 2" w:semiHidden="1" w:unhideWhenUsed="1"/>
+    <w:lsdException w:name="Table Web 1" w:semiHidden="1" w:unhideWhenUsed="1"/>
+    <w:lsdException w:name="Table Web 2" w:semiHidden="1" w:unhideWhenUsed="1"/>
+    <w:lsdException w:name="Table Web 3" w:semiHidden="1" w:unhideWhenUsed="1"/>
+    <w:lsdException w:name="Balloon Text" w:semiHidden="1" w:unhideWhenUsed="1"/>
+    <w:lsdException w:name="Table Grid" w:uiPriority="59"/>
+    <w:lsdException w:name="Table Theme" w:semiHidden="1" w:unhideWhenUsed="1"/>
+    <w:lsdException w:name="Placeholder Text" w:semiHidden="1"/>
+    <w:lsdException w:name="No Spacing" w:uiPriority="1" w:qFormat="1"/>
+    <w:lsdException w:name="Light Shading" w:uiPriority="60"/>
+    <w:lsdException w:name="Light List" w:uiPriority="61"/>
+    <w:lsdException w:name="Light Grid" w:uiPriority="62"/>
+    <w:lsdException w:name="Medium Shading 1" w:uiPriority="63"/>
+    <w:lsdException w:name="Medium Shading 2" w:uiPriority="64"/>
+    <w:lsdException w:name="Medium List 1" w:uiPriority="65"/>
+    <w:lsdException w:name="Medium List 2" w:uiPriority="66"/>
+    <w:lsdException w:name="Medium Grid 1" w:uiPriority="67"/>
+    <w:lsdException w:name="Medium Grid 2" w:uiPriority="68"/>
+    <w:lsdException w:name="Medium Grid 3" w:uiPriority="69"/>
+    <w:lsdException w:name="Dark List" w:uiPriority="70"/>
+    <w:lsdException w:name="Colorful Shading" w:uiPriority="71"/>
+    <w:lsdException w:name="Colorful List" w:uiPriority="72"/>
+    <w:lsdException w:name="Colorful Grid" w:uiPriority="73"/>
+    <w:lsdException w:name="Light Shading Accent 1" w:uiPriority="60"/>
+    <w:lsdException w:name="Light List Accent 1" w:uiPriority="61"/>
+    <w:lsdException w:name="Light Grid Accent 1" w:uiPriority="62"/>
+    <w:lsdException w:name="Medium Shading 1 Accent 1" w:uiPriority="63"/>
+    <w:lsdException w:name="Medium Shading 2 Accent 1" w:uiPriority="64"/>
+    <w:lsdException w:name="Medium List 1 Accent 1" w:uiPriority="65"/>
+    <w:lsdException w:name="Revision" w:semiHidden="1"/>
+    <w:lsdException w:name="List Paragraph" w:uiPriority="34" w:qFormat="1"/>
+    <w:lsdException w:name="Quote" w:uiPriority="29" w:qFormat="1"/>
+    <w:lsdException w:name="Intense Quote" w:uiPriority="30" w:qFormat="1"/>
+    <w:lsdException w:name="Medium List 2 Accent 1" w:uiPriority="66"/>
+    <w:lsdException w:name="Medium Grid 1 Accent 1" w:uiPriority="67"/>
+    <w:lsdException w:name="Medium Grid 2 Accent 1" w:uiPriority="68"/>
+    <w:lsdException w:name="Medium Grid 3 Accent 1" w:uiPriority="69"/>
+    <w:lsdException w:name="Dark List Accent 1" w:uiPriority="70"/>
+    <w:lsdException w:name="Colorful Shading Accent 1" w:uiPriority="71"/>
+    <w:lsdException w:name="Colorful List Accent 1" w:uiPriority="72"/>
+    <w:lsdException w:name="Colorful Grid Accent 1" w:uiPriority="73"/>
+    <w:lsdException w:name="Light Shading Accent 2" w:uiPriority="60"/>
+    <w:lsdException w:name="Light List Accent 2" w:uiPriority="61"/>
+    <w:lsdException w:name="Light Grid Accent 2" w:uiPriority="62"/>
+    <w:lsdException w:name="Medium Shading 1 Accent 2" w:uiPriority="63"/>
+    <w:lsdException w:name="Medium Shading 2 Accent 2" w:uiPriority="64"/>
+    <w:lsdException w:name="Medium List 1 Accent 2" w:uiPriority="65"/>
+    <w:lsdException w:name="Medium List 2 Accent 2" w:uiPriority="66"/>
+    <w:lsdException w:name="Medium Grid 1 Accent 2" w:uiPriority="67"/>
+    <w:lsdException w:name="Medium Grid 2 Accent 2" w:uiPriority="68"/>
+    <w:lsdException w:name="Medium Grid 3 Accent 2" w:uiPriority="69"/>
+    <w:lsdException w:name="Dark List Accent 2" w:uiPriority="70"/>
+    <w:lsdException w:name="Colorful Shading Accent 2" w:uiPriority="71"/>
+    <w:lsdException w:name="Colorful List Accent 2" w:uiPriority="72"/>
+    <w:lsdException w:name="Colorful Grid Accent 2" w:uiPriority="73"/>
+    <w:lsdException w:name="Light Shading Accent 3" w:uiPriority="60"/>
+    <w:lsdException w:name="Light List Accent 3" w:uiPriority="61"/>
+    <w:lsdException w:name="Light Grid Accent 3" w:uiPriority="62"/>
+    <w:lsdException w:name="Medium Shading 1 Accent 3" w:uiPriority="63"/>
+    <w:lsdException w:name="Medium Shading 2 Accent 3" w:uiPriority="64"/>
+    <w:lsdException w:name="Medium List 1 Accent 3" w:uiPriority="65"/>
+    <w:lsdException w:name="Medium List 2 Accent 3" w:uiPriority="66"/>
+    <w:lsdException w:name="Medium Grid 1 Accent 3" w:uiPriority="67"/>
+    <w:lsdException w:name="Medium Grid 2 Accent 3" w:uiPriority="68"/>
+    <w:lsdException w:name="Medium Grid 3 Accent 3" w:uiPriority="69"/>
+    <w:lsdException w:name="Dark List Accent 3" w:uiPriority="70"/>
+    <w:lsdException w:name="Colorful Shading Accent 3" w:uiPriority="71"/>
+    <w:lsdException w:name="Colorful List Accent 3" w:uiPriority="72"/>
+    <w:lsdException w:name="Colorful Grid Accent 3" w:uiPriority="73"/>
+    <w:lsdException w:name="Light Shading Accent 4" w:uiPriority="60"/>
+    <w:lsdException w:name="Light List Accent 4" w:uiPriority="61"/>
+    <w:lsdException w:name="Light Grid Accent 4" w:uiPriority="62"/>
+    <w:lsdException w:name="Medium Shading 1 Accent 4" w:uiPriority="63"/>
+    <w:lsdException w:name="Medium Shading 2 Accent 4" w:uiPriority="64"/>
+    <w:lsdException w:name="Medium List 1 Accent 4" w:uiPriority="65"/>
+    <w:lsdException w:name="Medium List 2 Accent 4" w:uiPriority="66"/>
+    <w:lsdException w:name="Medium Grid 1 Accent 4" w:uiPriority="67"/>
+    <w:lsdException w:name="Medium Grid 2 Accent 4" w:uiPriority="68"/>
+    <w:lsdException w:name="Medium Grid 3 Accent 4" w:uiPriority="69"/>
+    <w:lsdException w:name="Dark List Accent 4" w:uiPriority="70"/>
+    <w:lsdException w:name="Colorful Shading Accent 4" w:uiPriority="71"/>
+    <w:lsdException w:name="Colorful List Accent 4" w:uiPriority="72"/>
+    <w:lsdException w:name="Colorful Grid Accent 4" w:uiPriority="73"/>
+    <w:lsdException w:name="Light Shading Accent 5" w:uiPriority="60"/>
+    <w:lsdException w:name="Light List Accent 5" w:uiPriority="61"/>
+    <w:lsdException w:name="Light Grid Accent 5" w:uiPriority="62"/>
+    <w:lsdException w:name="Medium Shading 1 Accent 5" w:uiPriority="63"/>
+    <w:lsdException w:name="Medium Shading 2 Accent 5" w:uiPriority="64"/>
+    <w:lsdException w:name="Medium List 1 Accent 5" w:uiPriority="65"/>
+    <w:lsdException w:name="Medium List 2 Accent 5" w:uiPriority="66"/>
+    <w:lsdException w:name="Medium Grid 1 Accent 5" w:uiPriority="67"/>
+    <w:lsdException w:name="Medium Grid 2 Accent 5" w:uiPriority="68"/>
+    <w:lsdException w:name="Medium Grid 3 Accent 5" w:uiPriority="69"/>
+    <w:lsdException w:name="Dark List Accent 5" w:uiPriority="70"/>
+    <w:lsdException w:name="Colorful Shading Accent 5" w:uiPriority="71"/>
+    <w:lsdException w:name="Colorful List Accent 5" w:uiPriority="72"/>
+    <w:lsdException w:name="Colorful Grid Accent 5" w:uiPriority="73"/>
+    <w:lsdException w:name="Light Shading Accent 6" w:uiPriority="60"/>
+    <w:lsdException w:name="Light List Accent 6" w:uiPriority="61"/>
+    <w:lsdException w:name="Light Grid Accent 6" w:uiPriority="62"/>
+    <w:lsdException w:name="Medium Shading 1 Accent 6" w:uiPriority="63"/>
+    <w:lsdException w:name="Medium Shading 2 Accent 6" w:uiPriority="64"/>
+    <w:lsdException w:name="Medium List 1 Accent 6" w:uiPriority="65"/>
+    <w:lsdException w:name="Medium List 2 Accent 6" w:uiPriority="66"/>
+    <w:lsdException w:name="Medium Grid 1 Accent 6" w:uiPriority="67"/>
+    <w:lsdException w:name="Medium Grid 2 Accent 6" w:uiPriority="68"/>
+    <w:lsdException w:name="Medium Grid 3 Accent 6" w:uiPriority="69"/>
+    <w:lsdException w:name="Dark List Accent 6" w:uiPriority="70"/>
+    <w:lsdException w:name="Colorful Shading Accent 6" w:uiPriority="71"/>
+    <w:lsdException w:name="Colorful List Accent 6" w:uiPriority="72"/>
+    <w:lsdException w:name="Colorful Grid Accent 6" w:uiPriority="73"/>
+    <w:lsdException w:name="Subtle Emphasis" w:uiPriority="19" w:qFormat="1"/>
+    <w:lsdException w:name="Intense Emphasis" w:uiPriority="21" w:qFormat="1"/>
+    <w:lsdException w:name="Subtle Reference" w:uiPriority="31" w:qFormat="1"/>
+    <w:lsdException w:name="Intense Reference" w:uiPriority="32" w:qFormat="1"/>
+    <w:lsdException w:name="Book Title" w:uiPriority="33" w:qFormat="1"/>
+    <w:lsdException w:name="Bibliography" w:semiHidden="1" w:uiPriority="37" w:unhideWhenUsed="1"/>
+    <w:lsdException w:name="TOC Heading" w:semiHidden="1" w:uiPriority="39" w:unhideWhenUsed="1" w:qFormat="1"/>
+    <w:lsdException w:name="Plain Table 1" w:uiPriority="41"/>
+    <w:lsdException w:name="Plain Table 2" w:uiPriority="42"/>
+    <w:lsdException w:name="Plain Table 3" w:uiPriority="43"/>
+    <w:lsdException w:name="Plain Table 4" w:uiPriority="44"/>
+    <w:lsdException w:name="Plain Table 5" w:uiPriority="45"/>
+    <w:lsdException w:name="Grid Table Light" w:uiPriority="40"/>
+    <w:lsdException w:name="Grid Table 1 Light" w:uiPriority="46"/>
+    <w:lsdException w:name="Grid Table 2" w:uiPriority="47"/>
+    <w:lsdException w:name="Grid Table 3" w:uiPriority="48"/>
+    <w:lsdException w:name="Grid Table 4" w:uiPriority="49"/>
+    <w:lsdException w:name="Grid Table 5 Dark" w:uiPriority="50"/>
+    <w:lsdException w:name="Grid Table 6 Colorful" w:uiPriority="51"/>
+    <w:lsdException w:name="Grid Table 7 Colorful" w:uiPriority="52"/>
+    <w:lsdException w:name="Grid Table 1 Light Accent 1" w:uiPriority="46"/>
+    <w:lsdException w:name="Grid Table 2 Accent 1" w:uiPriority="47"/>
+    <w:lsdException w:name="Grid Table 3 Accent 1" w:uiPriority="48"/>
+    <w:lsdException w:name="Grid Table 4 Accent 1" w:uiPriority="49"/>
+    <w:lsdException w:name="Grid Table 5 Dark Accent 1" w:uiPriority="50"/>
+    <w:lsdException w:name="Grid Table 6 Colorful Accent 1" w:uiPriority="51"/>
+    <w:lsdException w:name="Grid Table 7 Colorful Accent 1" w:uiPriority="52"/>
+    <w:lsdException w:name="Grid Table 1 Light Accent 2" w:uiPriority="46"/>
+    <w:lsdException w:name="Grid Table 2 Accent 2" w:uiPriority="47"/>
+    <w:lsdException w:name="Grid Table 3 Accent 2" w:uiPriority="48"/>
+    <w:lsdException w:name="Grid Table 4 Accent 2" w:uiPriority="49"/>
+    <w:lsdException w:name="Grid Table 5 Dark Accent 2" w:uiPriority="50"/>
+    <w:lsdException w:name="Grid Table 6 Colorful Accent 2" w:uiPriority="51"/>
+    <w:lsdException w:name="Grid Table 7 Colorful Accent 2" w:uiPriority="52"/>
+    <w:lsdException w:name="Grid Table 1 Light Accent 3" w:uiPriority="46"/>
+    <w:lsdException w:name="Grid Table 2 Accent 3" w:uiPriority="47"/>
+    <w:lsdException w:name="Grid Table 3 Accent 3" w:uiPriority="48"/>
+    <w:lsdException w:name="Grid Table 4 Accent 3" w:uiPriority="49"/>
+    <w:lsdException w:name="Grid Table 5 Dark Accent 3" w:uiPriority="50"/>
+    <w:lsdException w:name="Grid Table 6 Colorful Accent 3" w:uiPriority="51"/>
+    <w:lsdException w:name="Grid Table 7 Colorful Accent 3" w:uiPriority="52"/>
+    <w:lsdException w:name="Grid Table 1 Light Accent 4" w:uiPriority="46"/>
+    <w:lsdException w:name="Grid Table 2 Accent 4" w:uiPriority="47"/>
+    <w:lsdException w:name="Grid Table 3 Accent 4" w:uiPriority="48"/>
+    <w:lsdException w:name="Grid Table 4 Accent 4" w:uiPriority="49"/>
+    <w:lsdException w:name="Grid Table 5 Dark Accent 4" w:uiPriority="50"/>
+    <w:lsdException w:name="Grid Table 6 Colorful Accent 4" w:uiPriority="51"/>
+    <w:lsdException w:name="Grid Table 7 Colorful Accent 4" w:uiPriority="52"/>
+    <w:lsdException w:name="Grid Table 1 Light Accent 5" w:uiPriority="46"/>
+    <w:lsdException w:name="Grid Table 2 Accent 5" w:uiPriority="47"/>
+    <w:lsdException w:name="Grid Table 3 Accent 5" w:uiPriority="48"/>
+    <w:lsdException w:name="Grid Table 4 Accent 5" w:uiPriority="49"/>
+    <w:lsdException w:name="Grid Table 5 Dark Accent 5" w:uiPriority="50"/>
+    <w:lsdException w:name="Grid Table 6 Colorful Accent 5" w:uiPriority="51"/>
+    <w:lsdException w:name="Grid Table 7 Colorful Accent 5" w:uiPriority="52"/>
+    <w:lsdException w:name="Grid Table 1 Light Accent 6" w:uiPriority="46"/>
+    <w:lsdException w:name="Grid Table 2 Accent 6" w:uiPriority="47"/>
+    <w:lsdException w:name="Grid Table 3 Accent 6" w:uiPriority="48"/>
+    <w:lsdException w:name="Grid Table 4 Accent 6" w:uiPriority="49"/>
+    <w:lsdException w:name="Grid Table 5 Dark Accent 6" w:uiPriority="50"/>
+    <w:lsdException w:name="Grid Table 6 Colorful Accent 6" w:uiPriority="51"/>
+    <w:lsdException w:name="Grid Table 7 Colorful Accent 6" w:uiPriority="52"/>
+    <w:lsdException w:name="List Table 1 Light" w:uiPriority="46"/>
+    <w:lsdException w:name="List Table 2" w:uiPriority="47"/>
+    <w:lsdException w:name="List Table 3" w:uiPriority="48"/>
+    <w:lsdException w:name="List Table 4" w:uiPriority="49"/>
+    <w:lsdException w:name="List Table 5 Dark" w:uiPriority="50"/>
+    <w:lsdException w:name="List Table 6 Colorful" w:uiPriority="51"/>
+    <w:lsdException w:name="List Table 7 Colorful" w:uiPriority="52"/>
+    <w:lsdException w:name="List Table 1 Light Accent 1" w:uiPriority="46"/>
+    <w:lsdException w:name="List Table 2 Accent 1" w:uiPriority="47"/>
+    <w:lsdException w:name="List Table 3 Accent 1" w:uiPriority="48"/>
+    <w:lsdException w:name="List Table 4 Accent 1" w:uiPriority="49"/>
+    <w:lsdException w:name="List Table 5 Dark Accent 1" w:uiPriority="50"/>
+    <w:lsdException w:name="List Table 6 Colorful Accent 1" w:uiPriority="51"/>
+    <w:lsdException w:name="List Table 7 Colorful Accent 1" w:uiPriority="52"/>
+    <w:lsdException w:name="List Table 1 Light Accent 2" w:uiPriority="46"/>
+    <w:lsdException w:name="List Table 2 Accent 2" w:uiPriority="47"/>
+    <w:lsdException w:name="List Table 3 Accent 2" w:uiPriority="48"/>
+    <w:lsdException w:name="List Table 4 Accent 2" w:uiPriority="49"/>
+    <w:lsdException w:name="List Table 5 Dark Accent 2" w:uiPriority="50"/>
+    <w:lsdException w:name="List Table 6 Colorful Accent 2" w:uiPriority="51"/>
+    <w:lsdException w:name="List Table 7 Colorful Accent 2" w:uiPriority="52"/>
+    <w:lsdException w:name="List Table 1 Light Accent 3" w:uiPriority="46"/>
+    <w:lsdException w:name="List Table 2 Accent 3" w:uiPriority="47"/>
+    <w:lsdException w:name="List Table 3 Accent 3" w:uiPriority="48"/>
+    <w:lsdException w:name="List Table 4 Accent 3" w:uiPriority="49"/>
+    <w:lsdException w:name="List Table 5 Dark Accent 3" w:uiPriority="50"/>
+    <w:lsdException w:name="List Table 6 Colorful Accent 3" w:uiPriority="51"/>
+    <w:lsdException w:name="List Table 7 Colorful Accent 3" w:uiPriority="52"/>
+    <w:lsdException w:name="List Table 1 Light Accent 4" w:uiPriority="46"/>
+    <w:lsdException w:name="List Table 2 Accent 4" w:uiPriority="47"/>
+    <w:lsdException w:name="List Table 3 Accent 4" w:uiPriority="48"/>
+    <w:lsdException w:name="List Table 4 Accent 4" w:uiPriority="49"/>
+    <w:lsdException w:name="List Table 5 Dark Accent 4" w:uiPriority="50"/>
+    <w:lsdException w:name="List Table 6 Colorful Accent 4" w:uiPriority="51"/>
+    <w:lsdException w:name="List Table 7 Colorful Accent 4" w:uiPriority="52"/>
+    <w:lsdException w:name="List Table 1 Light Accent 5" w:uiPriority="46"/>
+    <w:lsdException w:name="List Table 2 Accent 5" w:uiPriority="47"/>
+    <w:lsdException w:name="List Table 3 Accent 5" w:uiPriority="48"/>
+    <w:lsdException w:name="List Table 4 Accent 5" w:uiPriority="49"/>
+    <w:lsdException w:name="List Table 5 Dark Accent 5" w:uiPriority="50"/>
+    <w:lsdException w:name="List Table 6 Colorful Accent 5" w:uiPriority="51"/>
+    <w:lsdException w:name="List Table 7 Colorful Accent 5" w:uiPriority="52"/>
+    <w:lsdException w:name="List Table 1 Light Accent 6" w:uiPriority="46"/>
+    <w:lsdException w:name="List Table 2 Accent 6" w:uiPriority="47"/>
+    <w:lsdException w:name="List Table 3 Accent 6" w:uiPriority="48"/>
+    <w:lsdException w:name="List Table 4 Accent 6" w:uiPriority="49"/>
+    <w:lsdException w:name="List Table 5 Dark Accent 6" w:uiPriority="50"/>
+    <w:lsdException w:name="List Table 6 Colorful Accent 6" w:uiPriority="51"/>
+    <w:lsdException w:name="List Table 7 Colorful Accent 6" w:uiPriority="52"/>
+    <w:lsdException w:name="Mention" w:semiHidden="1" w:unhideWhenUsed="1"/>
+    <w:lsdException w:name="Smart Hyperlink" w:semiHidden="1" w:unhideWhenUsed="1"/>
+    <w:lsdException w:name="Hashtag" w:semiHidden="1" w:unhideWhenUsed="1"/>
+    <w:lsdException w:name="Unresolved Mention" w:semiHidden="1" w:unhideWhenUsed="1"/>
+    <w:lsdException w:name="Smart Link" w:semiHidden="1" w:unhideWhenUsed="1"/>
   </w:latentStyles>
   <w:style w:type="paragraph" w:default="1" w:styleId="Normal">
     <w:name w:val="Normal"/>
     <w:qFormat/>
-    <w:rsid w:val="00C945FC"/>
+    <w:rsid w:val="00831A22"/>
+    <w:pPr>
+      <w:spacing w:after="240" w:line="276" w:lineRule="auto"/>
+    </w:pPr>
+    <w:rPr>
+      <w:rFonts w:cstheme="minorHAnsi"/>
+      <w:sz w:val="28"/>
+      <w:szCs w:val="28"/>
+    </w:rPr>
+  </w:style>
+  <w:style w:type="paragraph" w:styleId="Heading1">
+    <w:name w:val="heading 1"/>
+    <w:basedOn w:val="NoSpacing"/>
+    <w:next w:val="Normal"/>
+    <w:link w:val="Heading1Char"/>
+    <w:qFormat/>
+    <w:rsid w:val="00831A22"/>
+    <w:pPr>
+      <w:keepNext/>
+      <w:spacing w:before="240" w:after="60"/>
+      <w:outlineLvl w:val="0"/>
+    </w:pPr>
+    <w:rPr>
+      <w:rFonts w:eastAsiaTheme="majorEastAsia"/>
+      <w:b/>
+      <w:kern w:val="28"/>
+      <w:sz w:val="56"/>
+    </w:rPr>
+  </w:style>
+  <w:style w:type="paragraph" w:styleId="Heading2">
+    <w:name w:val="heading 2"/>
+    <w:basedOn w:val="Heading1"/>
+    <w:next w:val="Normal"/>
+    <w:link w:val="Heading2Char"/>
+    <w:qFormat/>
+    <w:rsid w:val="00831A22"/>
+    <w:pPr>
+      <w:numPr>
+        <w:ilvl w:val="1"/>
+        <w:numId w:val="7"/>
+      </w:numPr>
+      <w:outlineLvl w:val="1"/>
+    </w:pPr>
+    <w:rPr>
+      <w:rFonts w:asciiTheme="majorHAnsi" w:hAnsiTheme="majorHAnsi"/>
+      <w:sz w:val="48"/>
+      <w:szCs w:val="48"/>
+    </w:rPr>
+  </w:style>
+  <w:style w:type="paragraph" w:styleId="Heading3">
+    <w:name w:val="heading 3"/>
+    <w:basedOn w:val="Heading2"/>
+    <w:next w:val="Normal"/>
+    <w:link w:val="Heading3Char"/>
+    <w:qFormat/>
+    <w:rsid w:val="00831A22"/>
+    <w:pPr>
+      <w:outlineLvl w:val="2"/>
+    </w:pPr>
+    <w:rPr>
+      <w:sz w:val="40"/>
+    </w:rPr>
+  </w:style>
+  <w:style w:type="paragraph" w:styleId="Heading4">
+    <w:name w:val="heading 4"/>
+    <w:basedOn w:val="Heading3"/>
+    <w:next w:val="Normal"/>
+    <w:link w:val="Heading4Char"/>
+    <w:qFormat/>
+    <w:rsid w:val="00831A22"/>
+    <w:pPr>
+      <w:numPr>
+        <w:ilvl w:val="3"/>
+      </w:numPr>
+      <w:outlineLvl w:val="3"/>
+    </w:pPr>
+    <w:rPr>
+      <w:sz w:val="32"/>
+    </w:rPr>
+  </w:style>
+  <w:style w:type="paragraph" w:styleId="Heading5">
+    <w:name w:val="heading 5"/>
+    <w:basedOn w:val="Heading4"/>
+    <w:next w:val="Normal"/>
+    <w:link w:val="Heading5Char"/>
+    <w:qFormat/>
+    <w:rsid w:val="00831A22"/>
+    <w:pPr>
+      <w:numPr>
+        <w:ilvl w:val="4"/>
+      </w:numPr>
+      <w:outlineLvl w:val="4"/>
+    </w:pPr>
+    <w:rPr>
+      <w:sz w:val="28"/>
+    </w:rPr>
+  </w:style>
+  <w:style w:type="paragraph" w:styleId="Heading6">
+    <w:name w:val="heading 6"/>
+    <w:basedOn w:val="Heading5"/>
+    <w:next w:val="Normal"/>
+    <w:link w:val="Heading6Char"/>
+    <w:qFormat/>
+    <w:rsid w:val="00831A22"/>
+    <w:pPr>
+      <w:numPr>
+        <w:ilvl w:val="5"/>
+      </w:numPr>
+      <w:outlineLvl w:val="5"/>
+    </w:pPr>
+    <w:rPr>
+      <w:bCs/>
+      <w:sz w:val="24"/>
+      <w:szCs w:val="24"/>
+      <w:u w:val="single"/>
+    </w:rPr>
+  </w:style>
+  <w:style w:type="paragraph" w:styleId="Heading7">
+    <w:name w:val="heading 7"/>
+    <w:basedOn w:val="Heading6"/>
+    <w:next w:val="Normal"/>
+    <w:link w:val="Heading7Char"/>
+    <w:qFormat/>
+    <w:rsid w:val="00831A22"/>
+    <w:pPr>
+      <w:keepNext w:val="0"/>
+      <w:numPr>
+        <w:ilvl w:val="0"/>
+        <w:numId w:val="0"/>
+      </w:numPr>
+      <w:outlineLvl w:val="6"/>
+    </w:pPr>
+    <w:rPr>
+      <w:b w:val="0"/>
+      <w:kern w:val="0"/>
+    </w:rPr>
+  </w:style>
+  <w:style w:type="paragraph" w:styleId="Heading8">
+    <w:name w:val="heading 8"/>
+    <w:basedOn w:val="Heading6"/>
+    <w:next w:val="Normal"/>
+    <w:link w:val="Heading8Char"/>
+    <w:qFormat/>
+    <w:rsid w:val="00831A22"/>
+    <w:pPr>
+      <w:outlineLvl w:val="7"/>
+    </w:pPr>
+    <w:rPr>
+      <w:i/>
+      <w:iCs/>
+      <w:u w:val="none"/>
+    </w:rPr>
+  </w:style>
+  <w:style w:type="paragraph" w:styleId="Heading9">
+    <w:name w:val="heading 9"/>
+    <w:basedOn w:val="Heading8"/>
+    <w:next w:val="Normal"/>
+    <w:link w:val="Heading9Char"/>
+    <w:qFormat/>
+    <w:rsid w:val="00831A22"/>
+    <w:pPr>
+      <w:outlineLvl w:val="8"/>
+    </w:pPr>
+    <w:rPr>
+      <w:b w:val="0"/>
+      <w:bCs w:val="0"/>
+    </w:rPr>
   </w:style>
   <w:style w:type="character" w:default="1" w:styleId="DefaultParagraphFont">
     <w:name w:val="Default Paragraph Font"/>
@@ -296,7 +799,6 @@
     <w:uiPriority w:val="99"/>
     <w:semiHidden/>
     <w:unhideWhenUsed/>
-    <w:qFormat/>
     <w:tblPr>
       <w:tblInd w:w="0" w:type="dxa"/>
       <w:tblCellMar>
@@ -312,6 +814,505 @@
     <w:uiPriority w:val="99"/>
     <w:semiHidden/>
     <w:unhideWhenUsed/>
+  </w:style>
+  <w:style w:type="paragraph" w:customStyle="1" w:styleId="Subheading1">
+    <w:name w:val="Subheading 1"/>
+    <w:basedOn w:val="Heading1"/>
+    <w:next w:val="Normal"/>
+    <w:link w:val="Subheading1Char"/>
+    <w:qFormat/>
+    <w:rsid w:val="00831A22"/>
+    <w:pPr>
+      <w:spacing w:before="0" w:after="0" w:line="240" w:lineRule="auto"/>
+      <w:contextualSpacing/>
+    </w:pPr>
+    <w:rPr>
+      <w:rFonts w:asciiTheme="majorHAnsi" w:eastAsiaTheme="minorHAnsi" w:hAnsiTheme="majorHAnsi"/>
+      <w:sz w:val="48"/>
+      <w:szCs w:val="48"/>
+      <w:vertAlign w:val="superscript"/>
+    </w:rPr>
+  </w:style>
+  <w:style w:type="character" w:customStyle="1" w:styleId="Subheading1Char">
+    <w:name w:val="Subheading 1 Char"/>
+    <w:basedOn w:val="DefaultParagraphFont"/>
+    <w:link w:val="Subheading1"/>
+    <w:rsid w:val="00831A22"/>
+    <w:rPr>
+      <w:rFonts w:asciiTheme="majorHAnsi" w:hAnsiTheme="majorHAnsi" w:cstheme="minorHAnsi"/>
+      <w:b/>
+      <w:kern w:val="28"/>
+      <w:sz w:val="48"/>
+      <w:szCs w:val="48"/>
+      <w:vertAlign w:val="superscript"/>
+    </w:rPr>
+  </w:style>
+  <w:style w:type="character" w:customStyle="1" w:styleId="Heading1Char">
+    <w:name w:val="Heading 1 Char"/>
+    <w:basedOn w:val="DefaultParagraphFont"/>
+    <w:link w:val="Heading1"/>
+    <w:rsid w:val="00831A22"/>
+    <w:rPr>
+      <w:rFonts w:eastAsiaTheme="majorEastAsia" w:cstheme="minorHAnsi"/>
+      <w:b/>
+      <w:kern w:val="28"/>
+      <w:sz w:val="56"/>
+      <w:szCs w:val="28"/>
+    </w:rPr>
+  </w:style>
+  <w:style w:type="paragraph" w:customStyle="1" w:styleId="Subheading2">
+    <w:name w:val="Subheading 2"/>
+    <w:basedOn w:val="Subheading1"/>
+    <w:next w:val="Normal"/>
+    <w:link w:val="Subheading2Char"/>
+    <w:qFormat/>
+    <w:rsid w:val="00831A22"/>
+  </w:style>
+  <w:style w:type="character" w:customStyle="1" w:styleId="Subheading2Char">
+    <w:name w:val="Subheading 2 Char"/>
+    <w:basedOn w:val="Subheading1Char"/>
+    <w:link w:val="Subheading2"/>
+    <w:rsid w:val="00831A22"/>
+    <w:rPr>
+      <w:rFonts w:asciiTheme="majorHAnsi" w:hAnsiTheme="majorHAnsi" w:cstheme="minorHAnsi"/>
+      <w:b/>
+      <w:kern w:val="28"/>
+      <w:sz w:val="48"/>
+      <w:szCs w:val="48"/>
+      <w:vertAlign w:val="superscript"/>
+    </w:rPr>
+  </w:style>
+  <w:style w:type="paragraph" w:customStyle="1" w:styleId="Subheading3">
+    <w:name w:val="Subheading 3"/>
+    <w:basedOn w:val="Subheading2"/>
+    <w:next w:val="Normal"/>
+    <w:link w:val="Subheading3Char"/>
+    <w:qFormat/>
+    <w:rsid w:val="00831A22"/>
+    <w:rPr>
+      <w:sz w:val="40"/>
+      <w:szCs w:val="40"/>
+    </w:rPr>
+  </w:style>
+  <w:style w:type="character" w:customStyle="1" w:styleId="Subheading3Char">
+    <w:name w:val="Subheading 3 Char"/>
+    <w:basedOn w:val="Subheading2Char"/>
+    <w:link w:val="Subheading3"/>
+    <w:rsid w:val="00831A22"/>
+    <w:rPr>
+      <w:rFonts w:asciiTheme="majorHAnsi" w:hAnsiTheme="majorHAnsi" w:cstheme="minorHAnsi"/>
+      <w:b/>
+      <w:kern w:val="28"/>
+      <w:sz w:val="40"/>
+      <w:szCs w:val="40"/>
+      <w:vertAlign w:val="superscript"/>
+    </w:rPr>
+  </w:style>
+  <w:style w:type="paragraph" w:customStyle="1" w:styleId="Suptitle">
+    <w:name w:val="Suptitle"/>
+    <w:basedOn w:val="Subtitle"/>
+    <w:link w:val="SuptitleChar"/>
+    <w:qFormat/>
+    <w:rsid w:val="00831A22"/>
+    <w:pPr>
+      <w:spacing w:before="240" w:line="240" w:lineRule="auto"/>
+    </w:pPr>
+    <w:rPr>
+      <w:vertAlign w:val="subscript"/>
+    </w:rPr>
+  </w:style>
+  <w:style w:type="character" w:customStyle="1" w:styleId="SuptitleChar">
+    <w:name w:val="Suptitle Char"/>
+    <w:basedOn w:val="SubtitleChar"/>
+    <w:link w:val="Suptitle"/>
+    <w:rsid w:val="00831A22"/>
+    <w:rPr>
+      <w:rFonts w:asciiTheme="majorHAnsi" w:eastAsiaTheme="majorEastAsia" w:hAnsiTheme="majorHAnsi" w:cstheme="majorBidi"/>
+      <w:color w:val="7F7F7F" w:themeColor="text1" w:themeTint="80"/>
+      <w:spacing w:val="-10"/>
+      <w:kern w:val="28"/>
+      <w:sz w:val="72"/>
+      <w:szCs w:val="72"/>
+      <w:vertAlign w:val="subscript"/>
+    </w:rPr>
+  </w:style>
+  <w:style w:type="paragraph" w:styleId="Subtitle">
+    <w:name w:val="Subtitle"/>
+    <w:basedOn w:val="Title"/>
+    <w:next w:val="Normal"/>
+    <w:link w:val="SubtitleChar"/>
+    <w:uiPriority w:val="11"/>
+    <w:qFormat/>
+    <w:rsid w:val="00831A22"/>
+    <w:rPr>
+      <w:b w:val="0"/>
+      <w:bCs w:val="0"/>
+      <w:color w:val="7F7F7F" w:themeColor="text1" w:themeTint="80"/>
+      <w:vertAlign w:val="superscript"/>
+    </w:rPr>
+  </w:style>
+  <w:style w:type="character" w:customStyle="1" w:styleId="SubtitleChar">
+    <w:name w:val="Subtitle Char"/>
+    <w:basedOn w:val="DefaultParagraphFont"/>
+    <w:link w:val="Subtitle"/>
+    <w:uiPriority w:val="11"/>
+    <w:rsid w:val="00831A22"/>
+    <w:rPr>
+      <w:rFonts w:asciiTheme="majorHAnsi" w:eastAsiaTheme="majorEastAsia" w:hAnsiTheme="majorHAnsi" w:cstheme="majorBidi"/>
+      <w:color w:val="7F7F7F" w:themeColor="text1" w:themeTint="80"/>
+      <w:spacing w:val="-10"/>
+      <w:kern w:val="28"/>
+      <w:sz w:val="72"/>
+      <w:szCs w:val="72"/>
+      <w:vertAlign w:val="superscript"/>
+    </w:rPr>
+  </w:style>
+  <w:style w:type="paragraph" w:styleId="NoSpacing">
+    <w:name w:val="No Spacing"/>
+    <w:basedOn w:val="Normal"/>
+    <w:uiPriority w:val="1"/>
+    <w:qFormat/>
+    <w:rsid w:val="00831A22"/>
+    <w:pPr>
+      <w:spacing w:after="0"/>
+    </w:pPr>
+  </w:style>
+  <w:style w:type="character" w:customStyle="1" w:styleId="Heading2Char">
+    <w:name w:val="Heading 2 Char"/>
+    <w:basedOn w:val="DefaultParagraphFont"/>
+    <w:link w:val="Heading2"/>
+    <w:rsid w:val="00831A22"/>
+    <w:rPr>
+      <w:rFonts w:asciiTheme="majorHAnsi" w:eastAsiaTheme="majorEastAsia" w:hAnsiTheme="majorHAnsi" w:cstheme="minorHAnsi"/>
+      <w:b/>
+      <w:kern w:val="28"/>
+      <w:sz w:val="48"/>
+      <w:szCs w:val="48"/>
+    </w:rPr>
+  </w:style>
+  <w:style w:type="character" w:customStyle="1" w:styleId="Heading3Char">
+    <w:name w:val="Heading 3 Char"/>
+    <w:basedOn w:val="DefaultParagraphFont"/>
+    <w:link w:val="Heading3"/>
+    <w:rsid w:val="00831A22"/>
+    <w:rPr>
+      <w:rFonts w:asciiTheme="majorHAnsi" w:eastAsiaTheme="majorEastAsia" w:hAnsiTheme="majorHAnsi" w:cstheme="minorHAnsi"/>
+      <w:b/>
+      <w:kern w:val="28"/>
+      <w:sz w:val="40"/>
+      <w:szCs w:val="48"/>
+    </w:rPr>
+  </w:style>
+  <w:style w:type="character" w:customStyle="1" w:styleId="Heading4Char">
+    <w:name w:val="Heading 4 Char"/>
+    <w:basedOn w:val="DefaultParagraphFont"/>
+    <w:link w:val="Heading4"/>
+    <w:rsid w:val="00831A22"/>
+    <w:rPr>
+      <w:rFonts w:asciiTheme="majorHAnsi" w:eastAsiaTheme="majorEastAsia" w:hAnsiTheme="majorHAnsi" w:cstheme="minorHAnsi"/>
+      <w:b/>
+      <w:kern w:val="28"/>
+      <w:sz w:val="32"/>
+      <w:szCs w:val="48"/>
+    </w:rPr>
+  </w:style>
+  <w:style w:type="character" w:customStyle="1" w:styleId="Heading5Char">
+    <w:name w:val="Heading 5 Char"/>
+    <w:basedOn w:val="DefaultParagraphFont"/>
+    <w:link w:val="Heading5"/>
+    <w:rsid w:val="00831A22"/>
+    <w:rPr>
+      <w:rFonts w:asciiTheme="majorHAnsi" w:eastAsiaTheme="majorEastAsia" w:hAnsiTheme="majorHAnsi" w:cstheme="minorHAnsi"/>
+      <w:b/>
+      <w:kern w:val="28"/>
+      <w:sz w:val="28"/>
+      <w:szCs w:val="48"/>
+    </w:rPr>
+  </w:style>
+  <w:style w:type="character" w:customStyle="1" w:styleId="Heading6Char">
+    <w:name w:val="Heading 6 Char"/>
+    <w:basedOn w:val="DefaultParagraphFont"/>
+    <w:link w:val="Heading6"/>
+    <w:rsid w:val="00831A22"/>
+    <w:rPr>
+      <w:rFonts w:asciiTheme="majorHAnsi" w:eastAsiaTheme="majorEastAsia" w:hAnsiTheme="majorHAnsi" w:cstheme="minorHAnsi"/>
+      <w:b/>
+      <w:bCs/>
+      <w:kern w:val="28"/>
+      <w:sz w:val="24"/>
+      <w:szCs w:val="24"/>
+      <w:u w:val="single"/>
+    </w:rPr>
+  </w:style>
+  <w:style w:type="character" w:customStyle="1" w:styleId="Heading7Char">
+    <w:name w:val="Heading 7 Char"/>
+    <w:basedOn w:val="DefaultParagraphFont"/>
+    <w:link w:val="Heading7"/>
+    <w:rsid w:val="00831A22"/>
+    <w:rPr>
+      <w:rFonts w:asciiTheme="majorHAnsi" w:eastAsiaTheme="majorEastAsia" w:hAnsiTheme="majorHAnsi" w:cstheme="minorHAnsi"/>
+      <w:bCs/>
+      <w:sz w:val="24"/>
+      <w:szCs w:val="24"/>
+      <w:u w:val="single"/>
+    </w:rPr>
+  </w:style>
+  <w:style w:type="character" w:customStyle="1" w:styleId="Heading8Char">
+    <w:name w:val="Heading 8 Char"/>
+    <w:basedOn w:val="DefaultParagraphFont"/>
+    <w:link w:val="Heading8"/>
+    <w:rsid w:val="00831A22"/>
+    <w:rPr>
+      <w:rFonts w:asciiTheme="majorHAnsi" w:eastAsiaTheme="majorEastAsia" w:hAnsiTheme="majorHAnsi" w:cstheme="minorHAnsi"/>
+      <w:b/>
+      <w:bCs/>
+      <w:i/>
+      <w:iCs/>
+      <w:kern w:val="28"/>
+      <w:sz w:val="24"/>
+      <w:szCs w:val="24"/>
+    </w:rPr>
+  </w:style>
+  <w:style w:type="character" w:customStyle="1" w:styleId="Heading9Char">
+    <w:name w:val="Heading 9 Char"/>
+    <w:basedOn w:val="DefaultParagraphFont"/>
+    <w:link w:val="Heading9"/>
+    <w:rsid w:val="00831A22"/>
+    <w:rPr>
+      <w:rFonts w:asciiTheme="majorHAnsi" w:eastAsiaTheme="majorEastAsia" w:hAnsiTheme="majorHAnsi" w:cstheme="minorHAnsi"/>
+      <w:i/>
+      <w:iCs/>
+      <w:kern w:val="28"/>
+      <w:sz w:val="24"/>
+      <w:szCs w:val="24"/>
+    </w:rPr>
+  </w:style>
+  <w:style w:type="paragraph" w:styleId="Caption">
+    <w:name w:val="caption"/>
+    <w:basedOn w:val="Normal"/>
+    <w:next w:val="Normal"/>
+    <w:uiPriority w:val="35"/>
+    <w:semiHidden/>
+    <w:unhideWhenUsed/>
+    <w:qFormat/>
+    <w:rsid w:val="00831A22"/>
+    <w:pPr>
+      <w:spacing w:after="200"/>
+    </w:pPr>
+    <w:rPr>
+      <w:rFonts w:eastAsia="Times New Roman"/>
+      <w:i/>
+      <w:iCs/>
+      <w:color w:val="1F497D" w:themeColor="text2"/>
+      <w:szCs w:val="18"/>
+    </w:rPr>
+  </w:style>
+  <w:style w:type="paragraph" w:styleId="Title">
+    <w:name w:val="Title"/>
+    <w:basedOn w:val="NoSpacing"/>
+    <w:next w:val="Normal"/>
+    <w:link w:val="TitleChar"/>
+    <w:uiPriority w:val="10"/>
+    <w:qFormat/>
+    <w:rsid w:val="00831A22"/>
+    <w:rPr>
+      <w:rFonts w:asciiTheme="majorHAnsi" w:eastAsiaTheme="majorEastAsia" w:hAnsiTheme="majorHAnsi" w:cstheme="majorBidi"/>
+      <w:b/>
+      <w:bCs/>
+      <w:spacing w:val="-10"/>
+      <w:kern w:val="28"/>
+      <w:sz w:val="72"/>
+      <w:szCs w:val="72"/>
+    </w:rPr>
+  </w:style>
+  <w:style w:type="character" w:customStyle="1" w:styleId="TitleChar">
+    <w:name w:val="Title Char"/>
+    <w:basedOn w:val="DefaultParagraphFont"/>
+    <w:link w:val="Title"/>
+    <w:uiPriority w:val="10"/>
+    <w:rsid w:val="00831A22"/>
+    <w:rPr>
+      <w:rFonts w:asciiTheme="majorHAnsi" w:eastAsiaTheme="majorEastAsia" w:hAnsiTheme="majorHAnsi" w:cstheme="majorBidi"/>
+      <w:b/>
+      <w:bCs/>
+      <w:spacing w:val="-10"/>
+      <w:kern w:val="28"/>
+      <w:sz w:val="72"/>
+      <w:szCs w:val="72"/>
+    </w:rPr>
+  </w:style>
+  <w:style w:type="character" w:styleId="Strong">
+    <w:name w:val="Strong"/>
+    <w:uiPriority w:val="22"/>
+    <w:qFormat/>
+    <w:rsid w:val="00831A22"/>
+    <w:rPr>
+      <w:b/>
+      <w:bCs/>
+    </w:rPr>
+  </w:style>
+  <w:style w:type="character" w:styleId="Emphasis">
+    <w:name w:val="Emphasis"/>
+    <w:uiPriority w:val="20"/>
+    <w:qFormat/>
+    <w:rsid w:val="00831A22"/>
+    <w:rPr>
+      <w:rFonts w:asciiTheme="minorHAnsi" w:hAnsiTheme="minorHAnsi" w:cstheme="minorHAnsi"/>
+      <w:i/>
+      <w:iCs/>
+      <w:sz w:val="28"/>
+      <w:szCs w:val="28"/>
+    </w:rPr>
+  </w:style>
+  <w:style w:type="paragraph" w:styleId="ListParagraph">
+    <w:name w:val="List Paragraph"/>
+    <w:basedOn w:val="Normal"/>
+    <w:uiPriority w:val="34"/>
+    <w:qFormat/>
+    <w:rsid w:val="00831A22"/>
+    <w:pPr>
+      <w:ind w:left="720"/>
+      <w:contextualSpacing/>
+    </w:pPr>
+    <w:rPr>
+      <w:rFonts w:eastAsia="Times New Roman"/>
+    </w:rPr>
+  </w:style>
+  <w:style w:type="paragraph" w:styleId="Quote">
+    <w:name w:val="Quote"/>
+    <w:basedOn w:val="Normal"/>
+    <w:next w:val="Normal"/>
+    <w:link w:val="QuoteChar"/>
+    <w:uiPriority w:val="29"/>
+    <w:qFormat/>
+    <w:rsid w:val="00831A22"/>
+    <w:pPr>
+      <w:keepLines/>
+      <w:pageBreakBefore/>
+      <w:pBdr>
+        <w:left w:val="single" w:sz="4" w:space="7" w:color="auto"/>
+      </w:pBdr>
+      <w:spacing w:before="120" w:after="120"/>
+      <w:ind w:left="360"/>
+      <w:contextualSpacing/>
+      <w:mirrorIndents/>
+    </w:pPr>
+  </w:style>
+  <w:style w:type="character" w:customStyle="1" w:styleId="QuoteChar">
+    <w:name w:val="Quote Char"/>
+    <w:basedOn w:val="DefaultParagraphFont"/>
+    <w:link w:val="Quote"/>
+    <w:uiPriority w:val="29"/>
+    <w:rsid w:val="00831A22"/>
+    <w:rPr>
+      <w:rFonts w:cstheme="minorHAnsi"/>
+      <w:sz w:val="28"/>
+      <w:szCs w:val="28"/>
+    </w:rPr>
+  </w:style>
+  <w:style w:type="paragraph" w:styleId="IntenseQuote">
+    <w:name w:val="Intense Quote"/>
+    <w:basedOn w:val="Quote"/>
+    <w:next w:val="Normal"/>
+    <w:link w:val="IntenseQuoteChar"/>
+    <w:uiPriority w:val="30"/>
+    <w:qFormat/>
+    <w:rsid w:val="00831A22"/>
+    <w:pPr>
+      <w:pBdr>
+        <w:left w:val="single" w:sz="18" w:space="7" w:color="auto"/>
+      </w:pBdr>
+    </w:pPr>
+    <w:rPr>
+      <w:b/>
+      <w:bCs/>
+    </w:rPr>
+  </w:style>
+  <w:style w:type="character" w:customStyle="1" w:styleId="IntenseQuoteChar">
+    <w:name w:val="Intense Quote Char"/>
+    <w:basedOn w:val="DefaultParagraphFont"/>
+    <w:link w:val="IntenseQuote"/>
+    <w:uiPriority w:val="30"/>
+    <w:rsid w:val="00831A22"/>
+    <w:rPr>
+      <w:rFonts w:cstheme="minorHAnsi"/>
+      <w:b/>
+      <w:bCs/>
+      <w:sz w:val="28"/>
+      <w:szCs w:val="28"/>
+    </w:rPr>
+  </w:style>
+  <w:style w:type="character" w:styleId="SubtleEmphasis">
+    <w:name w:val="Subtle Emphasis"/>
+    <w:basedOn w:val="Emphasis"/>
+    <w:uiPriority w:val="19"/>
+    <w:qFormat/>
+    <w:rsid w:val="00831A22"/>
+    <w:rPr>
+      <w:rFonts w:asciiTheme="minorHAnsi" w:hAnsiTheme="minorHAnsi" w:cs="Calibri Light"/>
+      <w:i/>
+      <w:iCs/>
+      <w:color w:val="7F7F7F" w:themeColor="text1" w:themeTint="80"/>
+      <w:sz w:val="28"/>
+      <w:szCs w:val="28"/>
+    </w:rPr>
+  </w:style>
+  <w:style w:type="character" w:styleId="IntenseEmphasis">
+    <w:name w:val="Intense Emphasis"/>
+    <w:basedOn w:val="Emphasis"/>
+    <w:uiPriority w:val="21"/>
+    <w:qFormat/>
+    <w:rsid w:val="00831A22"/>
+    <w:rPr>
+      <w:rFonts w:asciiTheme="minorHAnsi" w:hAnsiTheme="minorHAnsi" w:cstheme="minorHAnsi"/>
+      <w:b/>
+      <w:bCs/>
+      <w:i/>
+      <w:iCs/>
+      <w:sz w:val="28"/>
+      <w:szCs w:val="28"/>
+    </w:rPr>
+  </w:style>
+  <w:style w:type="character" w:styleId="SubtleReference">
+    <w:name w:val="Subtle Reference"/>
+    <w:uiPriority w:val="31"/>
+    <w:qFormat/>
+    <w:rsid w:val="00831A22"/>
+    <w:rPr>
+      <w:caps/>
+      <w:color w:val="7F7F7F" w:themeColor="text1" w:themeTint="80"/>
+      <w:sz w:val="22"/>
+      <w:szCs w:val="22"/>
+    </w:rPr>
+  </w:style>
+  <w:style w:type="character" w:styleId="IntenseReference">
+    <w:name w:val="Intense Reference"/>
+    <w:basedOn w:val="SubtleReference"/>
+    <w:uiPriority w:val="32"/>
+    <w:qFormat/>
+    <w:rsid w:val="00831A22"/>
+    <w:rPr>
+      <w:b/>
+      <w:bCs/>
+      <w:caps/>
+      <w:color w:val="7F7F7F" w:themeColor="text1" w:themeTint="80"/>
+      <w:sz w:val="22"/>
+      <w:szCs w:val="22"/>
+    </w:rPr>
+  </w:style>
+  <w:style w:type="character" w:styleId="BookTitle">
+    <w:name w:val="Book Title"/>
+    <w:basedOn w:val="DefaultParagraphFont"/>
+    <w:uiPriority w:val="33"/>
+    <w:qFormat/>
+    <w:rsid w:val="00831A22"/>
+    <w:rPr>
+      <w:b/>
+      <w:bCs/>
+      <w:i/>
+      <w:iCs/>
+      <w:spacing w:val="5"/>
+    </w:rPr>
   </w:style>
 </w:styles>
 </file>
